--- a/Bieu_mau_Word/BM-FSC-09_Phieu_danh_gia_rui_ro_CNRA_vung_cung_ung.docx
+++ b/Bieu_mau_Word/BM-FSC-09_Phieu_danh_gia_rui_ro_CNRA_vung_cung_ung.docx
@@ -109,7 +109,7 @@
     </w:tbl>
     <w:p>
       <w:pPr>
-        <w:spacing w:after="60" w:before="60" w:line="264"/>
+        <w:spacing w:after="20" w:before="60" w:line="264"/>
       </w:pPr>
       <w:r>
         <w:rPr>
@@ -133,7 +133,36 @@
           <w:sz w:val="21"/>
           <w:szCs w:val="21"/>
         </w:rPr>
-        <w:t xml:space="preserve">Xác định mức rủi ro nguồn gỗ có kiểm soát (Controlled Wood) theo từng vùng cung ứng.</w:t>
+        <w:t xml:space="preserve">Xác định mức rủi ro nguồn gỗ có kiểm soát (Controlled Wood) theo từng vùng cung ứng và biện pháp kiểm soát.</w:t>
+      </w:r>
+    </w:p>
+    <w:p>
+      <w:pPr>
+        <w:spacing w:after="60" w:before="0" w:line="264"/>
+      </w:pPr>
+      <w:r>
+        <w:rPr>
+          <w:rFonts w:ascii="Times New Roman" w:cs="Times New Roman" w:eastAsia="Times New Roman" w:hAnsi="Times New Roman"/>
+          <w:b/>
+          <w:bCs/>
+          <w:i/>
+          <w:iCs/>
+          <w:color w:val="2E75B6"/>
+          <w:sz w:val="21"/>
+          <w:szCs w:val="21"/>
+        </w:rPr>
+        <w:t xml:space="preserve">Tham chiếu FSC: </w:t>
+      </w:r>
+      <w:r>
+        <w:rPr>
+          <w:rFonts w:ascii="Times New Roman" w:cs="Times New Roman" w:eastAsia="Times New Roman" w:hAnsi="Times New Roman"/>
+          <w:i/>
+          <w:iCs/>
+          <w:color w:val="404040"/>
+          <w:sz w:val="21"/>
+          <w:szCs w:val="21"/>
+        </w:rPr>
+        <w:t xml:space="preserve">FSC-STD-40-005 V3-1 (đánh giá rủi ro, biện pháp kiểm soát, tham vấn bên liên quan — mục 6) và FSC-CNRA-VN V1-0. Rà soát tối thiểu mỗi năm một lần.</w:t>
       </w:r>
     </w:p>
     <w:p>
@@ -360,7 +389,7 @@
                 <w:sz w:val="22"/>
                 <w:szCs w:val="22"/>
               </w:rPr>
-              <w:t xml:space="preserve">Loại rừng chủ yếu</w:t>
+              <w:t xml:space="preserve">Loại rừng / loài cây chủ yếu</w:t>
             </w:r>
           </w:p>
         </w:tc>
@@ -392,6 +421,78 @@
                 <w:szCs w:val="23"/>
               </w:rPr>
               <w:t xml:space="preserve"/>
+            </w:r>
+          </w:p>
+        </w:tc>
+      </w:tr>
+      <w:tr>
+        <w:trPr>
+          <w:cantSplit/>
+          <w:trHeight w:val="400" w:hRule="atLeast"/>
+        </w:trPr>
+        <w:tc>
+          <w:tcPr>
+            <w:tcW w:type="dxa" w:w="3500"/>
+            <w:tcBorders>
+              <w:top w:val="single" w:color="7F7F7F" w:sz="4"/>
+              <w:left w:val="single" w:color="7F7F7F" w:sz="4"/>
+              <w:bottom w:val="single" w:color="7F7F7F" w:sz="4"/>
+              <w:right w:val="single" w:color="7F7F7F" w:sz="4"/>
+            </w:tcBorders>
+            <w:shd w:fill="DEEAF6" w:color="auto" w:val="clear"/>
+            <w:tcMar>
+              <w:top w:type="dxa" w:w="50"/>
+              <w:left w:type="dxa" w:w="100"/>
+              <w:bottom w:type="dxa" w:w="50"/>
+              <w:right w:type="dxa" w:w="100"/>
+            </w:tcMar>
+            <w:vAlign w:val="center"/>
+          </w:tcPr>
+          <w:p>
+            <w:pPr>
+              <w:spacing w:after="40" w:before="0" w:line="264"/>
+            </w:pPr>
+            <w:r>
+              <w:rPr>
+                <w:rFonts w:ascii="Times New Roman" w:cs="Times New Roman" w:eastAsia="Times New Roman" w:hAnsi="Times New Roman"/>
+                <w:b/>
+                <w:bCs/>
+                <w:sz w:val="22"/>
+                <w:szCs w:val="22"/>
+              </w:rPr>
+              <w:t xml:space="preserve">Phiên bản CNRA áp dụng</w:t>
+            </w:r>
+          </w:p>
+        </w:tc>
+        <w:tc>
+          <w:tcPr>
+            <w:tcW w:type="dxa" w:w="6138"/>
+            <w:tcBorders>
+              <w:top w:val="single" w:color="7F7F7F" w:sz="4"/>
+              <w:left w:val="single" w:color="7F7F7F" w:sz="4"/>
+              <w:bottom w:val="single" w:color="7F7F7F" w:sz="4"/>
+              <w:right w:val="single" w:color="7F7F7F" w:sz="4"/>
+            </w:tcBorders>
+            <w:tcMar>
+              <w:top w:type="dxa" w:w="50"/>
+              <w:left w:type="dxa" w:w="100"/>
+              <w:bottom w:type="dxa" w:w="50"/>
+              <w:right w:type="dxa" w:w="100"/>
+            </w:tcMar>
+            <w:vAlign w:val="center"/>
+          </w:tcPr>
+          <w:p>
+            <w:pPr>
+              <w:spacing w:after="40" w:before="0" w:line="264"/>
+            </w:pPr>
+            <w:r>
+              <w:rPr>
+                <w:rFonts w:ascii="Times New Roman" w:cs="Times New Roman" w:eastAsia="Times New Roman" w:hAnsi="Times New Roman"/>
+                <w:color w:val="595959"/>
+                <w:sz w:val="22"/>
+                <w:szCs w:val="22"/>
+              </w:rPr>
+              <w:t xml:space="preserve">FSC-CNRA-VN V1-0   ☐ Đã kiểm tra phiên bản mới nhất trên FSC ngày ……/……/20……</w:t>
             </w:r>
           </w:p>
         </w:tc>
@@ -497,7 +598,7 @@
           <w:sz w:val="24"/>
           <w:szCs w:val="24"/>
         </w:rPr>
-        <w:t xml:space="preserve">ĐÁNH GIÁ CHỈ SỐ CNRA</w:t>
+        <w:t xml:space="preserve">ĐÁNH GIÁ CHỈ SỐ RỦI RO THEO 5 NHÓM CW</w:t>
       </w:r>
     </w:p>
     <w:tbl>
@@ -514,9 +615,9 @@
       </w:tblPr>
       <w:tblGrid>
         <w:gridCol w:w="640"/>
-        <w:gridCol w:w="4798"/>
-        <w:gridCol w:w="1250"/>
-        <w:gridCol w:w="1250"/>
+        <w:gridCol w:w="4998"/>
+        <w:gridCol w:w="1150"/>
+        <w:gridCol w:w="1150"/>
         <w:gridCol w:w="1700"/>
       </w:tblGrid>
       <w:tr>
@@ -562,7 +663,7 @@
         </w:tc>
         <w:tc>
           <w:tcPr>
-            <w:tcW w:type="dxa" w:w="4798"/>
+            <w:tcW w:type="dxa" w:w="4998"/>
             <w:tcBorders>
               <w:top w:val="single" w:color="7F7F7F" w:sz="4"/>
               <w:left w:val="single" w:color="7F7F7F" w:sz="4"/>
@@ -591,13 +692,13 @@
                 <w:sz w:val="21"/>
                 <w:szCs w:val="21"/>
               </w:rPr>
-              <w:t xml:space="preserve">Chỉ số CNRA</w:t>
-            </w:r>
-          </w:p>
-        </w:tc>
-        <w:tc>
-          <w:tcPr>
-            <w:tcW w:type="dxa" w:w="1250"/>
+              <w:t xml:space="preserve">Chỉ số rủi ro</w:t>
+            </w:r>
+          </w:p>
+        </w:tc>
+        <w:tc>
+          <w:tcPr>
+            <w:tcW w:type="dxa" w:w="1150"/>
             <w:tcBorders>
               <w:top w:val="single" w:color="7F7F7F" w:sz="4"/>
               <w:left w:val="single" w:color="7F7F7F" w:sz="4"/>
@@ -627,13 +728,13 @@
                 <w:sz w:val="21"/>
                 <w:szCs w:val="21"/>
               </w:rPr>
-              <w:t xml:space="preserve">Rủi ro không đáng kể</w:t>
-            </w:r>
-          </w:p>
-        </w:tc>
-        <w:tc>
-          <w:tcPr>
-            <w:tcW w:type="dxa" w:w="1250"/>
+              <w:t xml:space="preserve">Rủi ro thấp</w:t>
+            </w:r>
+          </w:p>
+        </w:tc>
+        <w:tc>
+          <w:tcPr>
+            <w:tcW w:type="dxa" w:w="1150"/>
             <w:tcBorders>
               <w:top w:val="single" w:color="7F7F7F" w:sz="4"/>
               <w:left w:val="single" w:color="7F7F7F" w:sz="4"/>
@@ -663,7 +764,7 @@
                 <w:sz w:val="21"/>
                 <w:szCs w:val="21"/>
               </w:rPr>
-              <w:t xml:space="preserve">Rủi ro đáng kể</w:t>
+              <w:t xml:space="preserve">Rủi ro xác định</w:t>
             </w:r>
           </w:p>
         </w:tc>
@@ -700,6 +801,48 @@
                 <w:szCs w:val="21"/>
               </w:rPr>
               <w:t xml:space="preserve">Ghi chú / Bằng chứng</w:t>
+            </w:r>
+          </w:p>
+        </w:tc>
+      </w:tr>
+      <w:tr>
+        <w:trPr>
+          <w:cantSplit/>
+          <w:trHeight w:val="380" w:hRule="atLeast"/>
+        </w:trPr>
+        <w:tc>
+          <w:tcPr>
+            <w:tcW w:type="dxa" w:w="9638"/>
+            <w:gridSpan w:val="5"/>
+            <w:tcBorders>
+              <w:top w:val="single" w:color="7F7F7F" w:sz="4"/>
+              <w:left w:val="single" w:color="7F7F7F" w:sz="4"/>
+              <w:bottom w:val="single" w:color="7F7F7F" w:sz="4"/>
+              <w:right w:val="single" w:color="7F7F7F" w:sz="4"/>
+            </w:tcBorders>
+            <w:shd w:fill="DEEAF6" w:color="auto" w:val="clear"/>
+            <w:tcMar>
+              <w:top w:type="dxa" w:w="50"/>
+              <w:left w:type="dxa" w:w="100"/>
+              <w:bottom w:type="dxa" w:w="50"/>
+              <w:right w:type="dxa" w:w="100"/>
+            </w:tcMar>
+            <w:vAlign w:val="center"/>
+          </w:tcPr>
+          <w:p>
+            <w:pPr>
+              <w:spacing w:after="40" w:before="0" w:line="264"/>
+            </w:pPr>
+            <w:r>
+              <w:rPr>
+                <w:rFonts w:ascii="Times New Roman" w:cs="Times New Roman" w:eastAsia="Times New Roman" w:hAnsi="Times New Roman"/>
+                <w:b/>
+                <w:bCs/>
+                <w:color w:val="1F3864"/>
+                <w:sz w:val="22"/>
+                <w:szCs w:val="22"/>
+              </w:rPr>
+              <w:t xml:space="preserve">CW1 — Gỗ khai thác bất hợp pháp</w:t>
             </w:r>
           </w:p>
         </w:tc>
@@ -743,38 +886,38 @@
         </w:tc>
         <w:tc>
           <w:tcPr>
-            <w:tcW w:type="dxa" w:w="4798"/>
-            <w:tcBorders>
-              <w:top w:val="single" w:color="7F7F7F" w:sz="4"/>
-              <w:left w:val="single" w:color="7F7F7F" w:sz="4"/>
-              <w:bottom w:val="single" w:color="7F7F7F" w:sz="4"/>
-              <w:right w:val="single" w:color="7F7F7F" w:sz="4"/>
-            </w:tcBorders>
-            <w:tcMar>
-              <w:top w:type="dxa" w:w="50"/>
-              <w:left w:type="dxa" w:w="100"/>
-              <w:bottom w:type="dxa" w:w="50"/>
-              <w:right w:type="dxa" w:w="100"/>
-            </w:tcMar>
-            <w:vAlign w:val="center"/>
-          </w:tcPr>
-          <w:p>
-            <w:pPr>
-              <w:spacing w:after="40" w:before="0" w:line="264"/>
-            </w:pPr>
-            <w:r>
-              <w:rPr>
-                <w:rFonts w:ascii="Times New Roman" w:cs="Times New Roman" w:eastAsia="Times New Roman" w:hAnsi="Times New Roman"/>
-                <w:sz w:val="22"/>
-                <w:szCs w:val="22"/>
-              </w:rPr>
-              <w:t xml:space="preserve">Quyền sử dụng đất hợp pháp.</w:t>
-            </w:r>
-          </w:p>
-        </w:tc>
-        <w:tc>
-          <w:tcPr>
-            <w:tcW w:type="dxa" w:w="1250"/>
+            <w:tcW w:type="dxa" w:w="4998"/>
+            <w:tcBorders>
+              <w:top w:val="single" w:color="7F7F7F" w:sz="4"/>
+              <w:left w:val="single" w:color="7F7F7F" w:sz="4"/>
+              <w:bottom w:val="single" w:color="7F7F7F" w:sz="4"/>
+              <w:right w:val="single" w:color="7F7F7F" w:sz="4"/>
+            </w:tcBorders>
+            <w:tcMar>
+              <w:top w:type="dxa" w:w="50"/>
+              <w:left w:type="dxa" w:w="100"/>
+              <w:bottom w:type="dxa" w:w="50"/>
+              <w:right w:type="dxa" w:w="100"/>
+            </w:tcMar>
+            <w:vAlign w:val="center"/>
+          </w:tcPr>
+          <w:p>
+            <w:pPr>
+              <w:spacing w:after="40" w:before="0" w:line="264"/>
+            </w:pPr>
+            <w:r>
+              <w:rPr>
+                <w:rFonts w:ascii="Times New Roman" w:cs="Times New Roman" w:eastAsia="Times New Roman" w:hAnsi="Times New Roman"/>
+                <w:sz w:val="22"/>
+                <w:szCs w:val="22"/>
+              </w:rPr>
+              <w:t xml:space="preserve">Quyền sử dụng đất hợp pháp (sổ đỏ / hồ sơ giao đất).</w:t>
+            </w:r>
+          </w:p>
+        </w:tc>
+        <w:tc>
+          <w:tcPr>
+            <w:tcW w:type="dxa" w:w="1150"/>
             <w:tcBorders>
               <w:top w:val="single" w:color="7F7F7F" w:sz="4"/>
               <w:left w:val="single" w:color="7F7F7F" w:sz="4"/>
@@ -806,7 +949,7 @@
         </w:tc>
         <w:tc>
           <w:tcPr>
-            <w:tcW w:type="dxa" w:w="1250"/>
+            <w:tcW w:type="dxa" w:w="1150"/>
             <w:tcBorders>
               <w:top w:val="single" w:color="7F7F7F" w:sz="4"/>
               <w:left w:val="single" w:color="7F7F7F" w:sz="4"/>
@@ -908,7 +1051,7 @@
         </w:tc>
         <w:tc>
           <w:tcPr>
-            <w:tcW w:type="dxa" w:w="4798"/>
+            <w:tcW w:type="dxa" w:w="4998"/>
             <w:tcBorders>
               <w:top w:val="single" w:color="7F7F7F" w:sz="4"/>
               <w:left w:val="single" w:color="7F7F7F" w:sz="4"/>
@@ -934,13 +1077,13 @@
                 <w:sz w:val="22"/>
                 <w:szCs w:val="22"/>
               </w:rPr>
-              <w:t xml:space="preserve">Không chuyển đổi từ rừng tự nhiên sau 31/12/2020.</w:t>
-            </w:r>
-          </w:p>
-        </w:tc>
-        <w:tc>
-          <w:tcPr>
-            <w:tcW w:type="dxa" w:w="1250"/>
+              <w:t xml:space="preserve">Hồ sơ khai thác, Bảng kê lâm sản lập và xác nhận đúng quy định.</w:t>
+            </w:r>
+          </w:p>
+        </w:tc>
+        <w:tc>
+          <w:tcPr>
+            <w:tcW w:type="dxa" w:w="1150"/>
             <w:tcBorders>
               <w:top w:val="single" w:color="7F7F7F" w:sz="4"/>
               <w:left w:val="single" w:color="7F7F7F" w:sz="4"/>
@@ -973,7 +1116,7 @@
         </w:tc>
         <w:tc>
           <w:tcPr>
-            <w:tcW w:type="dxa" w:w="1250"/>
+            <w:tcW w:type="dxa" w:w="1150"/>
             <w:tcBorders>
               <w:top w:val="single" w:color="7F7F7F" w:sz="4"/>
               <w:left w:val="single" w:color="7F7F7F" w:sz="4"/>
@@ -1076,38 +1219,38 @@
         </w:tc>
         <w:tc>
           <w:tcPr>
-            <w:tcW w:type="dxa" w:w="4798"/>
-            <w:tcBorders>
-              <w:top w:val="single" w:color="7F7F7F" w:sz="4"/>
-              <w:left w:val="single" w:color="7F7F7F" w:sz="4"/>
-              <w:bottom w:val="single" w:color="7F7F7F" w:sz="4"/>
-              <w:right w:val="single" w:color="7F7F7F" w:sz="4"/>
-            </w:tcBorders>
-            <w:tcMar>
-              <w:top w:type="dxa" w:w="50"/>
-              <w:left w:type="dxa" w:w="100"/>
-              <w:bottom w:type="dxa" w:w="50"/>
-              <w:right w:type="dxa" w:w="100"/>
-            </w:tcMar>
-            <w:vAlign w:val="center"/>
-          </w:tcPr>
-          <w:p>
-            <w:pPr>
-              <w:spacing w:after="40" w:before="0" w:line="264"/>
-            </w:pPr>
-            <w:r>
-              <w:rPr>
-                <w:rFonts w:ascii="Times New Roman" w:cs="Times New Roman" w:eastAsia="Times New Roman" w:hAnsi="Times New Roman"/>
-                <w:sz w:val="22"/>
-                <w:szCs w:val="22"/>
-              </w:rPr>
-              <w:t xml:space="preserve">Không thuộc rừng phòng hộ / đặc dụng / khoanh nuôi bảo vệ.</w:t>
-            </w:r>
-          </w:p>
-        </w:tc>
-        <w:tc>
-          <w:tcPr>
-            <w:tcW w:type="dxa" w:w="1250"/>
+            <w:tcW w:type="dxa" w:w="4998"/>
+            <w:tcBorders>
+              <w:top w:val="single" w:color="7F7F7F" w:sz="4"/>
+              <w:left w:val="single" w:color="7F7F7F" w:sz="4"/>
+              <w:bottom w:val="single" w:color="7F7F7F" w:sz="4"/>
+              <w:right w:val="single" w:color="7F7F7F" w:sz="4"/>
+            </w:tcBorders>
+            <w:tcMar>
+              <w:top w:type="dxa" w:w="50"/>
+              <w:left w:type="dxa" w:w="100"/>
+              <w:bottom w:type="dxa" w:w="50"/>
+              <w:right w:type="dxa" w:w="100"/>
+            </w:tcMar>
+            <w:vAlign w:val="center"/>
+          </w:tcPr>
+          <w:p>
+            <w:pPr>
+              <w:spacing w:after="40" w:before="0" w:line="264"/>
+            </w:pPr>
+            <w:r>
+              <w:rPr>
+                <w:rFonts w:ascii="Times New Roman" w:cs="Times New Roman" w:eastAsia="Times New Roman" w:hAnsi="Times New Roman"/>
+                <w:sz w:val="22"/>
+                <w:szCs w:val="22"/>
+              </w:rPr>
+              <w:t xml:space="preserve">Nghĩa vụ thuế, phí liên quan đến khai thác, mua bán gỗ.</w:t>
+            </w:r>
+          </w:p>
+        </w:tc>
+        <w:tc>
+          <w:tcPr>
+            <w:tcW w:type="dxa" w:w="1150"/>
             <w:tcBorders>
               <w:top w:val="single" w:color="7F7F7F" w:sz="4"/>
               <w:left w:val="single" w:color="7F7F7F" w:sz="4"/>
@@ -1139,7 +1282,7 @@
         </w:tc>
         <w:tc>
           <w:tcPr>
-            <w:tcW w:type="dxa" w:w="1250"/>
+            <w:tcW w:type="dxa" w:w="1150"/>
             <w:tcBorders>
               <w:top w:val="single" w:color="7F7F7F" w:sz="4"/>
               <w:left w:val="single" w:color="7F7F7F" w:sz="4"/>
@@ -1241,7 +1384,7 @@
         </w:tc>
         <w:tc>
           <w:tcPr>
-            <w:tcW w:type="dxa" w:w="4798"/>
+            <w:tcW w:type="dxa" w:w="4998"/>
             <w:tcBorders>
               <w:top w:val="single" w:color="7F7F7F" w:sz="4"/>
               <w:left w:val="single" w:color="7F7F7F" w:sz="4"/>
@@ -1267,13 +1410,13 @@
                 <w:sz w:val="22"/>
                 <w:szCs w:val="22"/>
               </w:rPr>
-              <w:t xml:space="preserve">Không có tranh chấp đất đai / khiếu nại môi trường được ghi nhận.</w:t>
-            </w:r>
-          </w:p>
-        </w:tc>
-        <w:tc>
-          <w:tcPr>
-            <w:tcW w:type="dxa" w:w="1250"/>
+              <w:t xml:space="preserve">Yêu cầu môi trường trong khai thác (rác thải, dầu nhớt, xói mòn).</w:t>
+            </w:r>
+          </w:p>
+        </w:tc>
+        <w:tc>
+          <w:tcPr>
+            <w:tcW w:type="dxa" w:w="1150"/>
             <w:tcBorders>
               <w:top w:val="single" w:color="7F7F7F" w:sz="4"/>
               <w:left w:val="single" w:color="7F7F7F" w:sz="4"/>
@@ -1306,7 +1449,7 @@
         </w:tc>
         <w:tc>
           <w:tcPr>
-            <w:tcW w:type="dxa" w:w="1250"/>
+            <w:tcW w:type="dxa" w:w="1150"/>
             <w:tcBorders>
               <w:top w:val="single" w:color="7F7F7F" w:sz="4"/>
               <w:left w:val="single" w:color="7F7F7F" w:sz="4"/>
@@ -1409,38 +1552,38 @@
         </w:tc>
         <w:tc>
           <w:tcPr>
-            <w:tcW w:type="dxa" w:w="4798"/>
-            <w:tcBorders>
-              <w:top w:val="single" w:color="7F7F7F" w:sz="4"/>
-              <w:left w:val="single" w:color="7F7F7F" w:sz="4"/>
-              <w:bottom w:val="single" w:color="7F7F7F" w:sz="4"/>
-              <w:right w:val="single" w:color="7F7F7F" w:sz="4"/>
-            </w:tcBorders>
-            <w:tcMar>
-              <w:top w:type="dxa" w:w="50"/>
-              <w:left w:type="dxa" w:w="100"/>
-              <w:bottom w:type="dxa" w:w="50"/>
-              <w:right w:type="dxa" w:w="100"/>
-            </w:tcMar>
-            <w:vAlign w:val="center"/>
-          </w:tcPr>
-          <w:p>
-            <w:pPr>
-              <w:spacing w:after="40" w:before="0" w:line="264"/>
-            </w:pPr>
-            <w:r>
-              <w:rPr>
-                <w:rFonts w:ascii="Times New Roman" w:cs="Times New Roman" w:eastAsia="Times New Roman" w:hAnsi="Times New Roman"/>
-                <w:sz w:val="22"/>
-                <w:szCs w:val="22"/>
-              </w:rPr>
-              <w:t xml:space="preserve">Hạ tầng khai thác (đường vận xuất) không gây suy thoái môi trường rõ rệt.</w:t>
-            </w:r>
-          </w:p>
-        </w:tc>
-        <w:tc>
-          <w:tcPr>
-            <w:tcW w:type="dxa" w:w="1250"/>
+            <w:tcW w:type="dxa" w:w="4998"/>
+            <w:tcBorders>
+              <w:top w:val="single" w:color="7F7F7F" w:sz="4"/>
+              <w:left w:val="single" w:color="7F7F7F" w:sz="4"/>
+              <w:bottom w:val="single" w:color="7F7F7F" w:sz="4"/>
+              <w:right w:val="single" w:color="7F7F7F" w:sz="4"/>
+            </w:tcBorders>
+            <w:tcMar>
+              <w:top w:type="dxa" w:w="50"/>
+              <w:left w:type="dxa" w:w="100"/>
+              <w:bottom w:type="dxa" w:w="50"/>
+              <w:right w:type="dxa" w:w="100"/>
+            </w:tcMar>
+            <w:vAlign w:val="center"/>
+          </w:tcPr>
+          <w:p>
+            <w:pPr>
+              <w:spacing w:after="40" w:before="0" w:line="264"/>
+            </w:pPr>
+            <w:r>
+              <w:rPr>
+                <w:rFonts w:ascii="Times New Roman" w:cs="Times New Roman" w:eastAsia="Times New Roman" w:hAnsi="Times New Roman"/>
+                <w:sz w:val="22"/>
+                <w:szCs w:val="22"/>
+              </w:rPr>
+              <w:t xml:space="preserve">An toàn, vệ sinh lao động trong khai thác, vận chuyển.</w:t>
+            </w:r>
+          </w:p>
+        </w:tc>
+        <w:tc>
+          <w:tcPr>
+            <w:tcW w:type="dxa" w:w="1150"/>
             <w:tcBorders>
               <w:top w:val="single" w:color="7F7F7F" w:sz="4"/>
               <w:left w:val="single" w:color="7F7F7F" w:sz="4"/>
@@ -1472,7 +1615,1999 @@
         </w:tc>
         <w:tc>
           <w:tcPr>
-            <w:tcW w:type="dxa" w:w="1250"/>
+            <w:tcW w:type="dxa" w:w="1150"/>
+            <w:tcBorders>
+              <w:top w:val="single" w:color="7F7F7F" w:sz="4"/>
+              <w:left w:val="single" w:color="7F7F7F" w:sz="4"/>
+              <w:bottom w:val="single" w:color="7F7F7F" w:sz="4"/>
+              <w:right w:val="single" w:color="7F7F7F" w:sz="4"/>
+            </w:tcBorders>
+            <w:tcMar>
+              <w:top w:type="dxa" w:w="50"/>
+              <w:left w:type="dxa" w:w="100"/>
+              <w:bottom w:type="dxa" w:w="50"/>
+              <w:right w:type="dxa" w:w="100"/>
+            </w:tcMar>
+            <w:vAlign w:val="center"/>
+          </w:tcPr>
+          <w:p>
+            <w:pPr>
+              <w:spacing w:after="40" w:before="0" w:line="264"/>
+              <w:jc w:val="center"/>
+            </w:pPr>
+            <w:r>
+              <w:rPr>
+                <w:rFonts w:ascii="Times New Roman" w:cs="Times New Roman" w:eastAsia="Times New Roman" w:hAnsi="Times New Roman"/>
+                <w:sz w:val="28"/>
+                <w:szCs w:val="28"/>
+              </w:rPr>
+              <w:t xml:space="preserve">☐</w:t>
+            </w:r>
+          </w:p>
+        </w:tc>
+        <w:tc>
+          <w:tcPr>
+            <w:tcW w:type="dxa" w:w="1700"/>
+            <w:tcBorders>
+              <w:top w:val="single" w:color="7F7F7F" w:sz="4"/>
+              <w:left w:val="single" w:color="7F7F7F" w:sz="4"/>
+              <w:bottom w:val="single" w:color="7F7F7F" w:sz="4"/>
+              <w:right w:val="single" w:color="7F7F7F" w:sz="4"/>
+            </w:tcBorders>
+            <w:tcMar>
+              <w:top w:type="dxa" w:w="50"/>
+              <w:left w:type="dxa" w:w="100"/>
+              <w:bottom w:type="dxa" w:w="50"/>
+              <w:right w:type="dxa" w:w="100"/>
+            </w:tcMar>
+            <w:vAlign w:val="center"/>
+          </w:tcPr>
+          <w:p>
+            <w:pPr>
+              <w:spacing w:after="40" w:before="0" w:line="264"/>
+            </w:pPr>
+            <w:r>
+              <w:rPr>
+                <w:rFonts w:ascii="Times New Roman" w:cs="Times New Roman" w:eastAsia="Times New Roman" w:hAnsi="Times New Roman"/>
+                <w:sz w:val="23"/>
+                <w:szCs w:val="23"/>
+              </w:rPr>
+              <w:t xml:space="preserve"/>
+            </w:r>
+          </w:p>
+        </w:tc>
+      </w:tr>
+      <w:tr>
+        <w:trPr>
+          <w:cantSplit/>
+          <w:trHeight w:val="420" w:hRule="atLeast"/>
+        </w:trPr>
+        <w:tc>
+          <w:tcPr>
+            <w:tcW w:type="dxa" w:w="640"/>
+            <w:tcBorders>
+              <w:top w:val="single" w:color="7F7F7F" w:sz="4"/>
+              <w:left w:val="single" w:color="7F7F7F" w:sz="4"/>
+              <w:bottom w:val="single" w:color="7F7F7F" w:sz="4"/>
+              <w:right w:val="single" w:color="7F7F7F" w:sz="4"/>
+            </w:tcBorders>
+            <w:shd w:fill="F5F8FC" w:color="auto" w:val="clear"/>
+            <w:tcMar>
+              <w:top w:type="dxa" w:w="50"/>
+              <w:left w:type="dxa" w:w="100"/>
+              <w:bottom w:type="dxa" w:w="50"/>
+              <w:right w:type="dxa" w:w="100"/>
+            </w:tcMar>
+            <w:vAlign w:val="center"/>
+          </w:tcPr>
+          <w:p>
+            <w:pPr>
+              <w:spacing w:after="40" w:before="0" w:line="264"/>
+              <w:jc w:val="center"/>
+            </w:pPr>
+            <w:r>
+              <w:rPr>
+                <w:rFonts w:ascii="Times New Roman" w:cs="Times New Roman" w:eastAsia="Times New Roman" w:hAnsi="Times New Roman"/>
+                <w:sz w:val="22"/>
+                <w:szCs w:val="22"/>
+              </w:rPr>
+              <w:t xml:space="preserve">6</w:t>
+            </w:r>
+          </w:p>
+        </w:tc>
+        <w:tc>
+          <w:tcPr>
+            <w:tcW w:type="dxa" w:w="4998"/>
+            <w:tcBorders>
+              <w:top w:val="single" w:color="7F7F7F" w:sz="4"/>
+              <w:left w:val="single" w:color="7F7F7F" w:sz="4"/>
+              <w:bottom w:val="single" w:color="7F7F7F" w:sz="4"/>
+              <w:right w:val="single" w:color="7F7F7F" w:sz="4"/>
+            </w:tcBorders>
+            <w:shd w:fill="F5F8FC" w:color="auto" w:val="clear"/>
+            <w:tcMar>
+              <w:top w:type="dxa" w:w="50"/>
+              <w:left w:type="dxa" w:w="100"/>
+              <w:bottom w:type="dxa" w:w="50"/>
+              <w:right w:type="dxa" w:w="100"/>
+            </w:tcMar>
+            <w:vAlign w:val="center"/>
+          </w:tcPr>
+          <w:p>
+            <w:pPr>
+              <w:spacing w:after="40" w:before="0" w:line="264"/>
+            </w:pPr>
+            <w:r>
+              <w:rPr>
+                <w:rFonts w:ascii="Times New Roman" w:cs="Times New Roman" w:eastAsia="Times New Roman" w:hAnsi="Times New Roman"/>
+                <w:sz w:val="22"/>
+                <w:szCs w:val="22"/>
+              </w:rPr>
+              <w:t xml:space="preserve">Sử dụng lao động hợp pháp (hợp đồng, tiền lương, bảo hiểm).</w:t>
+            </w:r>
+          </w:p>
+        </w:tc>
+        <w:tc>
+          <w:tcPr>
+            <w:tcW w:type="dxa" w:w="1150"/>
+            <w:tcBorders>
+              <w:top w:val="single" w:color="7F7F7F" w:sz="4"/>
+              <w:left w:val="single" w:color="7F7F7F" w:sz="4"/>
+              <w:bottom w:val="single" w:color="7F7F7F" w:sz="4"/>
+              <w:right w:val="single" w:color="7F7F7F" w:sz="4"/>
+            </w:tcBorders>
+            <w:shd w:fill="F5F8FC" w:color="auto" w:val="clear"/>
+            <w:tcMar>
+              <w:top w:type="dxa" w:w="50"/>
+              <w:left w:type="dxa" w:w="100"/>
+              <w:bottom w:type="dxa" w:w="50"/>
+              <w:right w:type="dxa" w:w="100"/>
+            </w:tcMar>
+            <w:vAlign w:val="center"/>
+          </w:tcPr>
+          <w:p>
+            <w:pPr>
+              <w:spacing w:after="40" w:before="0" w:line="264"/>
+              <w:jc w:val="center"/>
+            </w:pPr>
+            <w:r>
+              <w:rPr>
+                <w:rFonts w:ascii="Times New Roman" w:cs="Times New Roman" w:eastAsia="Times New Roman" w:hAnsi="Times New Roman"/>
+                <w:sz w:val="28"/>
+                <w:szCs w:val="28"/>
+              </w:rPr>
+              <w:t xml:space="preserve">☐</w:t>
+            </w:r>
+          </w:p>
+        </w:tc>
+        <w:tc>
+          <w:tcPr>
+            <w:tcW w:type="dxa" w:w="1150"/>
+            <w:tcBorders>
+              <w:top w:val="single" w:color="7F7F7F" w:sz="4"/>
+              <w:left w:val="single" w:color="7F7F7F" w:sz="4"/>
+              <w:bottom w:val="single" w:color="7F7F7F" w:sz="4"/>
+              <w:right w:val="single" w:color="7F7F7F" w:sz="4"/>
+            </w:tcBorders>
+            <w:shd w:fill="F5F8FC" w:color="auto" w:val="clear"/>
+            <w:tcMar>
+              <w:top w:type="dxa" w:w="50"/>
+              <w:left w:type="dxa" w:w="100"/>
+              <w:bottom w:type="dxa" w:w="50"/>
+              <w:right w:type="dxa" w:w="100"/>
+            </w:tcMar>
+            <w:vAlign w:val="center"/>
+          </w:tcPr>
+          <w:p>
+            <w:pPr>
+              <w:spacing w:after="40" w:before="0" w:line="264"/>
+              <w:jc w:val="center"/>
+            </w:pPr>
+            <w:r>
+              <w:rPr>
+                <w:rFonts w:ascii="Times New Roman" w:cs="Times New Roman" w:eastAsia="Times New Roman" w:hAnsi="Times New Roman"/>
+                <w:sz w:val="28"/>
+                <w:szCs w:val="28"/>
+              </w:rPr>
+              <w:t xml:space="preserve">☐</w:t>
+            </w:r>
+          </w:p>
+        </w:tc>
+        <w:tc>
+          <w:tcPr>
+            <w:tcW w:type="dxa" w:w="1700"/>
+            <w:tcBorders>
+              <w:top w:val="single" w:color="7F7F7F" w:sz="4"/>
+              <w:left w:val="single" w:color="7F7F7F" w:sz="4"/>
+              <w:bottom w:val="single" w:color="7F7F7F" w:sz="4"/>
+              <w:right w:val="single" w:color="7F7F7F" w:sz="4"/>
+            </w:tcBorders>
+            <w:shd w:fill="F5F8FC" w:color="auto" w:val="clear"/>
+            <w:tcMar>
+              <w:top w:type="dxa" w:w="50"/>
+              <w:left w:type="dxa" w:w="100"/>
+              <w:bottom w:type="dxa" w:w="50"/>
+              <w:right w:type="dxa" w:w="100"/>
+            </w:tcMar>
+            <w:vAlign w:val="center"/>
+          </w:tcPr>
+          <w:p>
+            <w:pPr>
+              <w:spacing w:after="40" w:before="0" w:line="264"/>
+            </w:pPr>
+            <w:r>
+              <w:rPr>
+                <w:rFonts w:ascii="Times New Roman" w:cs="Times New Roman" w:eastAsia="Times New Roman" w:hAnsi="Times New Roman"/>
+                <w:sz w:val="23"/>
+                <w:szCs w:val="23"/>
+              </w:rPr>
+              <w:t xml:space="preserve"/>
+            </w:r>
+          </w:p>
+        </w:tc>
+      </w:tr>
+      <w:tr>
+        <w:trPr>
+          <w:cantSplit/>
+          <w:trHeight w:val="420" w:hRule="atLeast"/>
+        </w:trPr>
+        <w:tc>
+          <w:tcPr>
+            <w:tcW w:type="dxa" w:w="640"/>
+            <w:tcBorders>
+              <w:top w:val="single" w:color="7F7F7F" w:sz="4"/>
+              <w:left w:val="single" w:color="7F7F7F" w:sz="4"/>
+              <w:bottom w:val="single" w:color="7F7F7F" w:sz="4"/>
+              <w:right w:val="single" w:color="7F7F7F" w:sz="4"/>
+            </w:tcBorders>
+            <w:tcMar>
+              <w:top w:type="dxa" w:w="50"/>
+              <w:left w:type="dxa" w:w="100"/>
+              <w:bottom w:type="dxa" w:w="50"/>
+              <w:right w:type="dxa" w:w="100"/>
+            </w:tcMar>
+            <w:vAlign w:val="center"/>
+          </w:tcPr>
+          <w:p>
+            <w:pPr>
+              <w:spacing w:after="40" w:before="0" w:line="264"/>
+              <w:jc w:val="center"/>
+            </w:pPr>
+            <w:r>
+              <w:rPr>
+                <w:rFonts w:ascii="Times New Roman" w:cs="Times New Roman" w:eastAsia="Times New Roman" w:hAnsi="Times New Roman"/>
+                <w:sz w:val="22"/>
+                <w:szCs w:val="22"/>
+              </w:rPr>
+              <w:t xml:space="preserve">7</w:t>
+            </w:r>
+          </w:p>
+        </w:tc>
+        <w:tc>
+          <w:tcPr>
+            <w:tcW w:type="dxa" w:w="4998"/>
+            <w:tcBorders>
+              <w:top w:val="single" w:color="7F7F7F" w:sz="4"/>
+              <w:left w:val="single" w:color="7F7F7F" w:sz="4"/>
+              <w:bottom w:val="single" w:color="7F7F7F" w:sz="4"/>
+              <w:right w:val="single" w:color="7F7F7F" w:sz="4"/>
+            </w:tcBorders>
+            <w:tcMar>
+              <w:top w:type="dxa" w:w="50"/>
+              <w:left w:type="dxa" w:w="100"/>
+              <w:bottom w:type="dxa" w:w="50"/>
+              <w:right w:type="dxa" w:w="100"/>
+            </w:tcMar>
+            <w:vAlign w:val="center"/>
+          </w:tcPr>
+          <w:p>
+            <w:pPr>
+              <w:spacing w:after="40" w:before="0" w:line="264"/>
+            </w:pPr>
+            <w:r>
+              <w:rPr>
+                <w:rFonts w:ascii="Times New Roman" w:cs="Times New Roman" w:eastAsia="Times New Roman" w:hAnsi="Times New Roman"/>
+                <w:sz w:val="22"/>
+                <w:szCs w:val="22"/>
+              </w:rPr>
+              <w:t xml:space="preserve">Không có tranh chấp đất đai / khiếu nại môi trường được ghi nhận.</w:t>
+            </w:r>
+          </w:p>
+        </w:tc>
+        <w:tc>
+          <w:tcPr>
+            <w:tcW w:type="dxa" w:w="1150"/>
+            <w:tcBorders>
+              <w:top w:val="single" w:color="7F7F7F" w:sz="4"/>
+              <w:left w:val="single" w:color="7F7F7F" w:sz="4"/>
+              <w:bottom w:val="single" w:color="7F7F7F" w:sz="4"/>
+              <w:right w:val="single" w:color="7F7F7F" w:sz="4"/>
+            </w:tcBorders>
+            <w:tcMar>
+              <w:top w:type="dxa" w:w="50"/>
+              <w:left w:type="dxa" w:w="100"/>
+              <w:bottom w:type="dxa" w:w="50"/>
+              <w:right w:type="dxa" w:w="100"/>
+            </w:tcMar>
+            <w:vAlign w:val="center"/>
+          </w:tcPr>
+          <w:p>
+            <w:pPr>
+              <w:spacing w:after="40" w:before="0" w:line="264"/>
+              <w:jc w:val="center"/>
+            </w:pPr>
+            <w:r>
+              <w:rPr>
+                <w:rFonts w:ascii="Times New Roman" w:cs="Times New Roman" w:eastAsia="Times New Roman" w:hAnsi="Times New Roman"/>
+                <w:sz w:val="28"/>
+                <w:szCs w:val="28"/>
+              </w:rPr>
+              <w:t xml:space="preserve">☐</w:t>
+            </w:r>
+          </w:p>
+        </w:tc>
+        <w:tc>
+          <w:tcPr>
+            <w:tcW w:type="dxa" w:w="1150"/>
+            <w:tcBorders>
+              <w:top w:val="single" w:color="7F7F7F" w:sz="4"/>
+              <w:left w:val="single" w:color="7F7F7F" w:sz="4"/>
+              <w:bottom w:val="single" w:color="7F7F7F" w:sz="4"/>
+              <w:right w:val="single" w:color="7F7F7F" w:sz="4"/>
+            </w:tcBorders>
+            <w:tcMar>
+              <w:top w:type="dxa" w:w="50"/>
+              <w:left w:type="dxa" w:w="100"/>
+              <w:bottom w:type="dxa" w:w="50"/>
+              <w:right w:type="dxa" w:w="100"/>
+            </w:tcMar>
+            <w:vAlign w:val="center"/>
+          </w:tcPr>
+          <w:p>
+            <w:pPr>
+              <w:spacing w:after="40" w:before="0" w:line="264"/>
+              <w:jc w:val="center"/>
+            </w:pPr>
+            <w:r>
+              <w:rPr>
+                <w:rFonts w:ascii="Times New Roman" w:cs="Times New Roman" w:eastAsia="Times New Roman" w:hAnsi="Times New Roman"/>
+                <w:sz w:val="28"/>
+                <w:szCs w:val="28"/>
+              </w:rPr>
+              <w:t xml:space="preserve">☐</w:t>
+            </w:r>
+          </w:p>
+        </w:tc>
+        <w:tc>
+          <w:tcPr>
+            <w:tcW w:type="dxa" w:w="1700"/>
+            <w:tcBorders>
+              <w:top w:val="single" w:color="7F7F7F" w:sz="4"/>
+              <w:left w:val="single" w:color="7F7F7F" w:sz="4"/>
+              <w:bottom w:val="single" w:color="7F7F7F" w:sz="4"/>
+              <w:right w:val="single" w:color="7F7F7F" w:sz="4"/>
+            </w:tcBorders>
+            <w:tcMar>
+              <w:top w:type="dxa" w:w="50"/>
+              <w:left w:type="dxa" w:w="100"/>
+              <w:bottom w:type="dxa" w:w="50"/>
+              <w:right w:type="dxa" w:w="100"/>
+            </w:tcMar>
+            <w:vAlign w:val="center"/>
+          </w:tcPr>
+          <w:p>
+            <w:pPr>
+              <w:spacing w:after="40" w:before="0" w:line="264"/>
+            </w:pPr>
+            <w:r>
+              <w:rPr>
+                <w:rFonts w:ascii="Times New Roman" w:cs="Times New Roman" w:eastAsia="Times New Roman" w:hAnsi="Times New Roman"/>
+                <w:sz w:val="23"/>
+                <w:szCs w:val="23"/>
+              </w:rPr>
+              <w:t xml:space="preserve"/>
+            </w:r>
+          </w:p>
+        </w:tc>
+      </w:tr>
+      <w:tr>
+        <w:trPr>
+          <w:cantSplit/>
+          <w:trHeight w:val="380" w:hRule="atLeast"/>
+        </w:trPr>
+        <w:tc>
+          <w:tcPr>
+            <w:tcW w:type="dxa" w:w="9638"/>
+            <w:gridSpan w:val="5"/>
+            <w:tcBorders>
+              <w:top w:val="single" w:color="7F7F7F" w:sz="4"/>
+              <w:left w:val="single" w:color="7F7F7F" w:sz="4"/>
+              <w:bottom w:val="single" w:color="7F7F7F" w:sz="4"/>
+              <w:right w:val="single" w:color="7F7F7F" w:sz="4"/>
+            </w:tcBorders>
+            <w:shd w:fill="DEEAF6" w:color="auto" w:val="clear"/>
+            <w:tcMar>
+              <w:top w:type="dxa" w:w="50"/>
+              <w:left w:type="dxa" w:w="100"/>
+              <w:bottom w:type="dxa" w:w="50"/>
+              <w:right w:type="dxa" w:w="100"/>
+            </w:tcMar>
+            <w:vAlign w:val="center"/>
+          </w:tcPr>
+          <w:p>
+            <w:pPr>
+              <w:spacing w:after="40" w:before="0" w:line="264"/>
+            </w:pPr>
+            <w:r>
+              <w:rPr>
+                <w:rFonts w:ascii="Times New Roman" w:cs="Times New Roman" w:eastAsia="Times New Roman" w:hAnsi="Times New Roman"/>
+                <w:b/>
+                <w:bCs/>
+                <w:color w:val="1F3864"/>
+                <w:sz w:val="22"/>
+                <w:szCs w:val="22"/>
+              </w:rPr>
+              <w:t xml:space="preserve">CW2 — Vi phạm quyền truyền thống và quyền con người</w:t>
+            </w:r>
+          </w:p>
+        </w:tc>
+      </w:tr>
+      <w:tr>
+        <w:trPr>
+          <w:cantSplit/>
+          <w:trHeight w:val="420" w:hRule="atLeast"/>
+        </w:trPr>
+        <w:tc>
+          <w:tcPr>
+            <w:tcW w:type="dxa" w:w="640"/>
+            <w:tcBorders>
+              <w:top w:val="single" w:color="7F7F7F" w:sz="4"/>
+              <w:left w:val="single" w:color="7F7F7F" w:sz="4"/>
+              <w:bottom w:val="single" w:color="7F7F7F" w:sz="4"/>
+              <w:right w:val="single" w:color="7F7F7F" w:sz="4"/>
+            </w:tcBorders>
+            <w:tcMar>
+              <w:top w:type="dxa" w:w="50"/>
+              <w:left w:type="dxa" w:w="100"/>
+              <w:bottom w:type="dxa" w:w="50"/>
+              <w:right w:type="dxa" w:w="100"/>
+            </w:tcMar>
+            <w:vAlign w:val="center"/>
+          </w:tcPr>
+          <w:p>
+            <w:pPr>
+              <w:spacing w:after="40" w:before="0" w:line="264"/>
+              <w:jc w:val="center"/>
+            </w:pPr>
+            <w:r>
+              <w:rPr>
+                <w:rFonts w:ascii="Times New Roman" w:cs="Times New Roman" w:eastAsia="Times New Roman" w:hAnsi="Times New Roman"/>
+                <w:sz w:val="22"/>
+                <w:szCs w:val="22"/>
+              </w:rPr>
+              <w:t xml:space="preserve">1</w:t>
+            </w:r>
+          </w:p>
+        </w:tc>
+        <w:tc>
+          <w:tcPr>
+            <w:tcW w:type="dxa" w:w="4998"/>
+            <w:tcBorders>
+              <w:top w:val="single" w:color="7F7F7F" w:sz="4"/>
+              <w:left w:val="single" w:color="7F7F7F" w:sz="4"/>
+              <w:bottom w:val="single" w:color="7F7F7F" w:sz="4"/>
+              <w:right w:val="single" w:color="7F7F7F" w:sz="4"/>
+            </w:tcBorders>
+            <w:tcMar>
+              <w:top w:type="dxa" w:w="50"/>
+              <w:left w:type="dxa" w:w="100"/>
+              <w:bottom w:type="dxa" w:w="50"/>
+              <w:right w:type="dxa" w:w="100"/>
+            </w:tcMar>
+            <w:vAlign w:val="center"/>
+          </w:tcPr>
+          <w:p>
+            <w:pPr>
+              <w:spacing w:after="40" w:before="0" w:line="264"/>
+            </w:pPr>
+            <w:r>
+              <w:rPr>
+                <w:rFonts w:ascii="Times New Roman" w:cs="Times New Roman" w:eastAsia="Times New Roman" w:hAnsi="Times New Roman"/>
+                <w:sz w:val="22"/>
+                <w:szCs w:val="22"/>
+              </w:rPr>
+              <w:t xml:space="preserve">Quyền, tập quán của cộng đồng địa phương và người dân tộc thiểu số được tôn trọng (đồng thuận tự nguyện, được thông tin trước khi có tác động).</w:t>
+            </w:r>
+          </w:p>
+        </w:tc>
+        <w:tc>
+          <w:tcPr>
+            <w:tcW w:type="dxa" w:w="1150"/>
+            <w:tcBorders>
+              <w:top w:val="single" w:color="7F7F7F" w:sz="4"/>
+              <w:left w:val="single" w:color="7F7F7F" w:sz="4"/>
+              <w:bottom w:val="single" w:color="7F7F7F" w:sz="4"/>
+              <w:right w:val="single" w:color="7F7F7F" w:sz="4"/>
+            </w:tcBorders>
+            <w:tcMar>
+              <w:top w:type="dxa" w:w="50"/>
+              <w:left w:type="dxa" w:w="100"/>
+              <w:bottom w:type="dxa" w:w="50"/>
+              <w:right w:type="dxa" w:w="100"/>
+            </w:tcMar>
+            <w:vAlign w:val="center"/>
+          </w:tcPr>
+          <w:p>
+            <w:pPr>
+              <w:spacing w:after="40" w:before="0" w:line="264"/>
+              <w:jc w:val="center"/>
+            </w:pPr>
+            <w:r>
+              <w:rPr>
+                <w:rFonts w:ascii="Times New Roman" w:cs="Times New Roman" w:eastAsia="Times New Roman" w:hAnsi="Times New Roman"/>
+                <w:sz w:val="28"/>
+                <w:szCs w:val="28"/>
+              </w:rPr>
+              <w:t xml:space="preserve">☐</w:t>
+            </w:r>
+          </w:p>
+        </w:tc>
+        <w:tc>
+          <w:tcPr>
+            <w:tcW w:type="dxa" w:w="1150"/>
+            <w:tcBorders>
+              <w:top w:val="single" w:color="7F7F7F" w:sz="4"/>
+              <w:left w:val="single" w:color="7F7F7F" w:sz="4"/>
+              <w:bottom w:val="single" w:color="7F7F7F" w:sz="4"/>
+              <w:right w:val="single" w:color="7F7F7F" w:sz="4"/>
+            </w:tcBorders>
+            <w:tcMar>
+              <w:top w:type="dxa" w:w="50"/>
+              <w:left w:type="dxa" w:w="100"/>
+              <w:bottom w:type="dxa" w:w="50"/>
+              <w:right w:type="dxa" w:w="100"/>
+            </w:tcMar>
+            <w:vAlign w:val="center"/>
+          </w:tcPr>
+          <w:p>
+            <w:pPr>
+              <w:spacing w:after="40" w:before="0" w:line="264"/>
+              <w:jc w:val="center"/>
+            </w:pPr>
+            <w:r>
+              <w:rPr>
+                <w:rFonts w:ascii="Times New Roman" w:cs="Times New Roman" w:eastAsia="Times New Roman" w:hAnsi="Times New Roman"/>
+                <w:sz w:val="28"/>
+                <w:szCs w:val="28"/>
+              </w:rPr>
+              <w:t xml:space="preserve">☐</w:t>
+            </w:r>
+          </w:p>
+        </w:tc>
+        <w:tc>
+          <w:tcPr>
+            <w:tcW w:type="dxa" w:w="1700"/>
+            <w:tcBorders>
+              <w:top w:val="single" w:color="7F7F7F" w:sz="4"/>
+              <w:left w:val="single" w:color="7F7F7F" w:sz="4"/>
+              <w:bottom w:val="single" w:color="7F7F7F" w:sz="4"/>
+              <w:right w:val="single" w:color="7F7F7F" w:sz="4"/>
+            </w:tcBorders>
+            <w:tcMar>
+              <w:top w:type="dxa" w:w="50"/>
+              <w:left w:type="dxa" w:w="100"/>
+              <w:bottom w:type="dxa" w:w="50"/>
+              <w:right w:type="dxa" w:w="100"/>
+            </w:tcMar>
+            <w:vAlign w:val="center"/>
+          </w:tcPr>
+          <w:p>
+            <w:pPr>
+              <w:spacing w:after="40" w:before="0" w:line="264"/>
+            </w:pPr>
+            <w:r>
+              <w:rPr>
+                <w:rFonts w:ascii="Times New Roman" w:cs="Times New Roman" w:eastAsia="Times New Roman" w:hAnsi="Times New Roman"/>
+                <w:sz w:val="23"/>
+                <w:szCs w:val="23"/>
+              </w:rPr>
+              <w:t xml:space="preserve"/>
+            </w:r>
+          </w:p>
+        </w:tc>
+      </w:tr>
+      <w:tr>
+        <w:trPr>
+          <w:cantSplit/>
+          <w:trHeight w:val="420" w:hRule="atLeast"/>
+        </w:trPr>
+        <w:tc>
+          <w:tcPr>
+            <w:tcW w:type="dxa" w:w="640"/>
+            <w:tcBorders>
+              <w:top w:val="single" w:color="7F7F7F" w:sz="4"/>
+              <w:left w:val="single" w:color="7F7F7F" w:sz="4"/>
+              <w:bottom w:val="single" w:color="7F7F7F" w:sz="4"/>
+              <w:right w:val="single" w:color="7F7F7F" w:sz="4"/>
+            </w:tcBorders>
+            <w:shd w:fill="F5F8FC" w:color="auto" w:val="clear"/>
+            <w:tcMar>
+              <w:top w:type="dxa" w:w="50"/>
+              <w:left w:type="dxa" w:w="100"/>
+              <w:bottom w:type="dxa" w:w="50"/>
+              <w:right w:type="dxa" w:w="100"/>
+            </w:tcMar>
+            <w:vAlign w:val="center"/>
+          </w:tcPr>
+          <w:p>
+            <w:pPr>
+              <w:spacing w:after="40" w:before="0" w:line="264"/>
+              <w:jc w:val="center"/>
+            </w:pPr>
+            <w:r>
+              <w:rPr>
+                <w:rFonts w:ascii="Times New Roman" w:cs="Times New Roman" w:eastAsia="Times New Roman" w:hAnsi="Times New Roman"/>
+                <w:sz w:val="22"/>
+                <w:szCs w:val="22"/>
+              </w:rPr>
+              <w:t xml:space="preserve">2</w:t>
+            </w:r>
+          </w:p>
+        </w:tc>
+        <w:tc>
+          <w:tcPr>
+            <w:tcW w:type="dxa" w:w="4998"/>
+            <w:tcBorders>
+              <w:top w:val="single" w:color="7F7F7F" w:sz="4"/>
+              <w:left w:val="single" w:color="7F7F7F" w:sz="4"/>
+              <w:bottom w:val="single" w:color="7F7F7F" w:sz="4"/>
+              <w:right w:val="single" w:color="7F7F7F" w:sz="4"/>
+            </w:tcBorders>
+            <w:shd w:fill="F5F8FC" w:color="auto" w:val="clear"/>
+            <w:tcMar>
+              <w:top w:type="dxa" w:w="50"/>
+              <w:left w:type="dxa" w:w="100"/>
+              <w:bottom w:type="dxa" w:w="50"/>
+              <w:right w:type="dxa" w:w="100"/>
+            </w:tcMar>
+            <w:vAlign w:val="center"/>
+          </w:tcPr>
+          <w:p>
+            <w:pPr>
+              <w:spacing w:after="40" w:before="0" w:line="264"/>
+            </w:pPr>
+            <w:r>
+              <w:rPr>
+                <w:rFonts w:ascii="Times New Roman" w:cs="Times New Roman" w:eastAsia="Times New Roman" w:hAnsi="Times New Roman"/>
+                <w:sz w:val="22"/>
+                <w:szCs w:val="22"/>
+              </w:rPr>
+              <w:t xml:space="preserve">Không có lao động trẻ em, lao động cưỡng bức, phân biệt đối xử; tôn trọng quyền tự do hội họp của người lao động.</w:t>
+            </w:r>
+          </w:p>
+        </w:tc>
+        <w:tc>
+          <w:tcPr>
+            <w:tcW w:type="dxa" w:w="1150"/>
+            <w:tcBorders>
+              <w:top w:val="single" w:color="7F7F7F" w:sz="4"/>
+              <w:left w:val="single" w:color="7F7F7F" w:sz="4"/>
+              <w:bottom w:val="single" w:color="7F7F7F" w:sz="4"/>
+              <w:right w:val="single" w:color="7F7F7F" w:sz="4"/>
+            </w:tcBorders>
+            <w:shd w:fill="F5F8FC" w:color="auto" w:val="clear"/>
+            <w:tcMar>
+              <w:top w:type="dxa" w:w="50"/>
+              <w:left w:type="dxa" w:w="100"/>
+              <w:bottom w:type="dxa" w:w="50"/>
+              <w:right w:type="dxa" w:w="100"/>
+            </w:tcMar>
+            <w:vAlign w:val="center"/>
+          </w:tcPr>
+          <w:p>
+            <w:pPr>
+              <w:spacing w:after="40" w:before="0" w:line="264"/>
+              <w:jc w:val="center"/>
+            </w:pPr>
+            <w:r>
+              <w:rPr>
+                <w:rFonts w:ascii="Times New Roman" w:cs="Times New Roman" w:eastAsia="Times New Roman" w:hAnsi="Times New Roman"/>
+                <w:sz w:val="28"/>
+                <w:szCs w:val="28"/>
+              </w:rPr>
+              <w:t xml:space="preserve">☐</w:t>
+            </w:r>
+          </w:p>
+        </w:tc>
+        <w:tc>
+          <w:tcPr>
+            <w:tcW w:type="dxa" w:w="1150"/>
+            <w:tcBorders>
+              <w:top w:val="single" w:color="7F7F7F" w:sz="4"/>
+              <w:left w:val="single" w:color="7F7F7F" w:sz="4"/>
+              <w:bottom w:val="single" w:color="7F7F7F" w:sz="4"/>
+              <w:right w:val="single" w:color="7F7F7F" w:sz="4"/>
+            </w:tcBorders>
+            <w:shd w:fill="F5F8FC" w:color="auto" w:val="clear"/>
+            <w:tcMar>
+              <w:top w:type="dxa" w:w="50"/>
+              <w:left w:type="dxa" w:w="100"/>
+              <w:bottom w:type="dxa" w:w="50"/>
+              <w:right w:type="dxa" w:w="100"/>
+            </w:tcMar>
+            <w:vAlign w:val="center"/>
+          </w:tcPr>
+          <w:p>
+            <w:pPr>
+              <w:spacing w:after="40" w:before="0" w:line="264"/>
+              <w:jc w:val="center"/>
+            </w:pPr>
+            <w:r>
+              <w:rPr>
+                <w:rFonts w:ascii="Times New Roman" w:cs="Times New Roman" w:eastAsia="Times New Roman" w:hAnsi="Times New Roman"/>
+                <w:sz w:val="28"/>
+                <w:szCs w:val="28"/>
+              </w:rPr>
+              <w:t xml:space="preserve">☐</w:t>
+            </w:r>
+          </w:p>
+        </w:tc>
+        <w:tc>
+          <w:tcPr>
+            <w:tcW w:type="dxa" w:w="1700"/>
+            <w:tcBorders>
+              <w:top w:val="single" w:color="7F7F7F" w:sz="4"/>
+              <w:left w:val="single" w:color="7F7F7F" w:sz="4"/>
+              <w:bottom w:val="single" w:color="7F7F7F" w:sz="4"/>
+              <w:right w:val="single" w:color="7F7F7F" w:sz="4"/>
+            </w:tcBorders>
+            <w:shd w:fill="F5F8FC" w:color="auto" w:val="clear"/>
+            <w:tcMar>
+              <w:top w:type="dxa" w:w="50"/>
+              <w:left w:type="dxa" w:w="100"/>
+              <w:bottom w:type="dxa" w:w="50"/>
+              <w:right w:type="dxa" w:w="100"/>
+            </w:tcMar>
+            <w:vAlign w:val="center"/>
+          </w:tcPr>
+          <w:p>
+            <w:pPr>
+              <w:spacing w:after="40" w:before="0" w:line="264"/>
+            </w:pPr>
+            <w:r>
+              <w:rPr>
+                <w:rFonts w:ascii="Times New Roman" w:cs="Times New Roman" w:eastAsia="Times New Roman" w:hAnsi="Times New Roman"/>
+                <w:sz w:val="23"/>
+                <w:szCs w:val="23"/>
+              </w:rPr>
+              <w:t xml:space="preserve"/>
+            </w:r>
+          </w:p>
+        </w:tc>
+      </w:tr>
+      <w:tr>
+        <w:trPr>
+          <w:cantSplit/>
+          <w:trHeight w:val="380" w:hRule="atLeast"/>
+        </w:trPr>
+        <w:tc>
+          <w:tcPr>
+            <w:tcW w:type="dxa" w:w="9638"/>
+            <w:gridSpan w:val="5"/>
+            <w:tcBorders>
+              <w:top w:val="single" w:color="7F7F7F" w:sz="4"/>
+              <w:left w:val="single" w:color="7F7F7F" w:sz="4"/>
+              <w:bottom w:val="single" w:color="7F7F7F" w:sz="4"/>
+              <w:right w:val="single" w:color="7F7F7F" w:sz="4"/>
+            </w:tcBorders>
+            <w:shd w:fill="DEEAF6" w:color="auto" w:val="clear"/>
+            <w:tcMar>
+              <w:top w:type="dxa" w:w="50"/>
+              <w:left w:type="dxa" w:w="100"/>
+              <w:bottom w:type="dxa" w:w="50"/>
+              <w:right w:type="dxa" w:w="100"/>
+            </w:tcMar>
+            <w:vAlign w:val="center"/>
+          </w:tcPr>
+          <w:p>
+            <w:pPr>
+              <w:spacing w:after="40" w:before="0" w:line="264"/>
+            </w:pPr>
+            <w:r>
+              <w:rPr>
+                <w:rFonts w:ascii="Times New Roman" w:cs="Times New Roman" w:eastAsia="Times New Roman" w:hAnsi="Times New Roman"/>
+                <w:b/>
+                <w:bCs/>
+                <w:color w:val="1F3864"/>
+                <w:sz w:val="22"/>
+                <w:szCs w:val="22"/>
+              </w:rPr>
+              <w:t xml:space="preserve">CW3 — Đe dọa giá trị bảo tồn cao (HCV)</w:t>
+            </w:r>
+          </w:p>
+        </w:tc>
+      </w:tr>
+      <w:tr>
+        <w:trPr>
+          <w:cantSplit/>
+          <w:trHeight w:val="420" w:hRule="atLeast"/>
+        </w:trPr>
+        <w:tc>
+          <w:tcPr>
+            <w:tcW w:type="dxa" w:w="640"/>
+            <w:tcBorders>
+              <w:top w:val="single" w:color="7F7F7F" w:sz="4"/>
+              <w:left w:val="single" w:color="7F7F7F" w:sz="4"/>
+              <w:bottom w:val="single" w:color="7F7F7F" w:sz="4"/>
+              <w:right w:val="single" w:color="7F7F7F" w:sz="4"/>
+            </w:tcBorders>
+            <w:tcMar>
+              <w:top w:type="dxa" w:w="50"/>
+              <w:left w:type="dxa" w:w="100"/>
+              <w:bottom w:type="dxa" w:w="50"/>
+              <w:right w:type="dxa" w:w="100"/>
+            </w:tcMar>
+            <w:vAlign w:val="center"/>
+          </w:tcPr>
+          <w:p>
+            <w:pPr>
+              <w:spacing w:after="40" w:before="0" w:line="264"/>
+              <w:jc w:val="center"/>
+            </w:pPr>
+            <w:r>
+              <w:rPr>
+                <w:rFonts w:ascii="Times New Roman" w:cs="Times New Roman" w:eastAsia="Times New Roman" w:hAnsi="Times New Roman"/>
+                <w:sz w:val="22"/>
+                <w:szCs w:val="22"/>
+              </w:rPr>
+              <w:t xml:space="preserve">1</w:t>
+            </w:r>
+          </w:p>
+        </w:tc>
+        <w:tc>
+          <w:tcPr>
+            <w:tcW w:type="dxa" w:w="4998"/>
+            <w:tcBorders>
+              <w:top w:val="single" w:color="7F7F7F" w:sz="4"/>
+              <w:left w:val="single" w:color="7F7F7F" w:sz="4"/>
+              <w:bottom w:val="single" w:color="7F7F7F" w:sz="4"/>
+              <w:right w:val="single" w:color="7F7F7F" w:sz="4"/>
+            </w:tcBorders>
+            <w:tcMar>
+              <w:top w:type="dxa" w:w="50"/>
+              <w:left w:type="dxa" w:w="100"/>
+              <w:bottom w:type="dxa" w:w="50"/>
+              <w:right w:type="dxa" w:w="100"/>
+            </w:tcMar>
+            <w:vAlign w:val="center"/>
+          </w:tcPr>
+          <w:p>
+            <w:pPr>
+              <w:spacing w:after="40" w:before="0" w:line="264"/>
+            </w:pPr>
+            <w:r>
+              <w:rPr>
+                <w:rFonts w:ascii="Times New Roman" w:cs="Times New Roman" w:eastAsia="Times New Roman" w:hAnsi="Times New Roman"/>
+                <w:sz w:val="22"/>
+                <w:szCs w:val="22"/>
+              </w:rPr>
+              <w:t xml:space="preserve">Không thuộc rừng phòng hộ / đặc dụng / khoanh nuôi bảo vệ.</w:t>
+            </w:r>
+          </w:p>
+        </w:tc>
+        <w:tc>
+          <w:tcPr>
+            <w:tcW w:type="dxa" w:w="1150"/>
+            <w:tcBorders>
+              <w:top w:val="single" w:color="7F7F7F" w:sz="4"/>
+              <w:left w:val="single" w:color="7F7F7F" w:sz="4"/>
+              <w:bottom w:val="single" w:color="7F7F7F" w:sz="4"/>
+              <w:right w:val="single" w:color="7F7F7F" w:sz="4"/>
+            </w:tcBorders>
+            <w:tcMar>
+              <w:top w:type="dxa" w:w="50"/>
+              <w:left w:type="dxa" w:w="100"/>
+              <w:bottom w:type="dxa" w:w="50"/>
+              <w:right w:type="dxa" w:w="100"/>
+            </w:tcMar>
+            <w:vAlign w:val="center"/>
+          </w:tcPr>
+          <w:p>
+            <w:pPr>
+              <w:spacing w:after="40" w:before="0" w:line="264"/>
+              <w:jc w:val="center"/>
+            </w:pPr>
+            <w:r>
+              <w:rPr>
+                <w:rFonts w:ascii="Times New Roman" w:cs="Times New Roman" w:eastAsia="Times New Roman" w:hAnsi="Times New Roman"/>
+                <w:sz w:val="28"/>
+                <w:szCs w:val="28"/>
+              </w:rPr>
+              <w:t xml:space="preserve">☐</w:t>
+            </w:r>
+          </w:p>
+        </w:tc>
+        <w:tc>
+          <w:tcPr>
+            <w:tcW w:type="dxa" w:w="1150"/>
+            <w:tcBorders>
+              <w:top w:val="single" w:color="7F7F7F" w:sz="4"/>
+              <w:left w:val="single" w:color="7F7F7F" w:sz="4"/>
+              <w:bottom w:val="single" w:color="7F7F7F" w:sz="4"/>
+              <w:right w:val="single" w:color="7F7F7F" w:sz="4"/>
+            </w:tcBorders>
+            <w:tcMar>
+              <w:top w:type="dxa" w:w="50"/>
+              <w:left w:type="dxa" w:w="100"/>
+              <w:bottom w:type="dxa" w:w="50"/>
+              <w:right w:type="dxa" w:w="100"/>
+            </w:tcMar>
+            <w:vAlign w:val="center"/>
+          </w:tcPr>
+          <w:p>
+            <w:pPr>
+              <w:spacing w:after="40" w:before="0" w:line="264"/>
+              <w:jc w:val="center"/>
+            </w:pPr>
+            <w:r>
+              <w:rPr>
+                <w:rFonts w:ascii="Times New Roman" w:cs="Times New Roman" w:eastAsia="Times New Roman" w:hAnsi="Times New Roman"/>
+                <w:sz w:val="28"/>
+                <w:szCs w:val="28"/>
+              </w:rPr>
+              <w:t xml:space="preserve">☐</w:t>
+            </w:r>
+          </w:p>
+        </w:tc>
+        <w:tc>
+          <w:tcPr>
+            <w:tcW w:type="dxa" w:w="1700"/>
+            <w:tcBorders>
+              <w:top w:val="single" w:color="7F7F7F" w:sz="4"/>
+              <w:left w:val="single" w:color="7F7F7F" w:sz="4"/>
+              <w:bottom w:val="single" w:color="7F7F7F" w:sz="4"/>
+              <w:right w:val="single" w:color="7F7F7F" w:sz="4"/>
+            </w:tcBorders>
+            <w:tcMar>
+              <w:top w:type="dxa" w:w="50"/>
+              <w:left w:type="dxa" w:w="100"/>
+              <w:bottom w:type="dxa" w:w="50"/>
+              <w:right w:type="dxa" w:w="100"/>
+            </w:tcMar>
+            <w:vAlign w:val="center"/>
+          </w:tcPr>
+          <w:p>
+            <w:pPr>
+              <w:spacing w:after="40" w:before="0" w:line="264"/>
+            </w:pPr>
+            <w:r>
+              <w:rPr>
+                <w:rFonts w:ascii="Times New Roman" w:cs="Times New Roman" w:eastAsia="Times New Roman" w:hAnsi="Times New Roman"/>
+                <w:sz w:val="23"/>
+                <w:szCs w:val="23"/>
+              </w:rPr>
+              <w:t xml:space="preserve"/>
+            </w:r>
+          </w:p>
+        </w:tc>
+      </w:tr>
+      <w:tr>
+        <w:trPr>
+          <w:cantSplit/>
+          <w:trHeight w:val="420" w:hRule="atLeast"/>
+        </w:trPr>
+        <w:tc>
+          <w:tcPr>
+            <w:tcW w:type="dxa" w:w="640"/>
+            <w:tcBorders>
+              <w:top w:val="single" w:color="7F7F7F" w:sz="4"/>
+              <w:left w:val="single" w:color="7F7F7F" w:sz="4"/>
+              <w:bottom w:val="single" w:color="7F7F7F" w:sz="4"/>
+              <w:right w:val="single" w:color="7F7F7F" w:sz="4"/>
+            </w:tcBorders>
+            <w:shd w:fill="F5F8FC" w:color="auto" w:val="clear"/>
+            <w:tcMar>
+              <w:top w:type="dxa" w:w="50"/>
+              <w:left w:type="dxa" w:w="100"/>
+              <w:bottom w:type="dxa" w:w="50"/>
+              <w:right w:type="dxa" w:w="100"/>
+            </w:tcMar>
+            <w:vAlign w:val="center"/>
+          </w:tcPr>
+          <w:p>
+            <w:pPr>
+              <w:spacing w:after="40" w:before="0" w:line="264"/>
+              <w:jc w:val="center"/>
+            </w:pPr>
+            <w:r>
+              <w:rPr>
+                <w:rFonts w:ascii="Times New Roman" w:cs="Times New Roman" w:eastAsia="Times New Roman" w:hAnsi="Times New Roman"/>
+                <w:sz w:val="22"/>
+                <w:szCs w:val="22"/>
+              </w:rPr>
+              <w:t xml:space="preserve">2</w:t>
+            </w:r>
+          </w:p>
+        </w:tc>
+        <w:tc>
+          <w:tcPr>
+            <w:tcW w:type="dxa" w:w="4998"/>
+            <w:tcBorders>
+              <w:top w:val="single" w:color="7F7F7F" w:sz="4"/>
+              <w:left w:val="single" w:color="7F7F7F" w:sz="4"/>
+              <w:bottom w:val="single" w:color="7F7F7F" w:sz="4"/>
+              <w:right w:val="single" w:color="7F7F7F" w:sz="4"/>
+            </w:tcBorders>
+            <w:shd w:fill="F5F8FC" w:color="auto" w:val="clear"/>
+            <w:tcMar>
+              <w:top w:type="dxa" w:w="50"/>
+              <w:left w:type="dxa" w:w="100"/>
+              <w:bottom w:type="dxa" w:w="50"/>
+              <w:right w:type="dxa" w:w="100"/>
+            </w:tcMar>
+            <w:vAlign w:val="center"/>
+          </w:tcPr>
+          <w:p>
+            <w:pPr>
+              <w:spacing w:after="40" w:before="0" w:line="264"/>
+            </w:pPr>
+            <w:r>
+              <w:rPr>
+                <w:rFonts w:ascii="Times New Roman" w:cs="Times New Roman" w:eastAsia="Times New Roman" w:hAnsi="Times New Roman"/>
+                <w:sz w:val="22"/>
+                <w:szCs w:val="22"/>
+              </w:rPr>
+              <w:t xml:space="preserve">HCV1–3: loài quý hiếm, hệ sinh thái / sinh cảnh hiếm không bị đe dọa.</w:t>
+            </w:r>
+          </w:p>
+        </w:tc>
+        <w:tc>
+          <w:tcPr>
+            <w:tcW w:type="dxa" w:w="1150"/>
+            <w:tcBorders>
+              <w:top w:val="single" w:color="7F7F7F" w:sz="4"/>
+              <w:left w:val="single" w:color="7F7F7F" w:sz="4"/>
+              <w:bottom w:val="single" w:color="7F7F7F" w:sz="4"/>
+              <w:right w:val="single" w:color="7F7F7F" w:sz="4"/>
+            </w:tcBorders>
+            <w:shd w:fill="F5F8FC" w:color="auto" w:val="clear"/>
+            <w:tcMar>
+              <w:top w:type="dxa" w:w="50"/>
+              <w:left w:type="dxa" w:w="100"/>
+              <w:bottom w:type="dxa" w:w="50"/>
+              <w:right w:type="dxa" w:w="100"/>
+            </w:tcMar>
+            <w:vAlign w:val="center"/>
+          </w:tcPr>
+          <w:p>
+            <w:pPr>
+              <w:spacing w:after="40" w:before="0" w:line="264"/>
+              <w:jc w:val="center"/>
+            </w:pPr>
+            <w:r>
+              <w:rPr>
+                <w:rFonts w:ascii="Times New Roman" w:cs="Times New Roman" w:eastAsia="Times New Roman" w:hAnsi="Times New Roman"/>
+                <w:sz w:val="28"/>
+                <w:szCs w:val="28"/>
+              </w:rPr>
+              <w:t xml:space="preserve">☐</w:t>
+            </w:r>
+          </w:p>
+        </w:tc>
+        <w:tc>
+          <w:tcPr>
+            <w:tcW w:type="dxa" w:w="1150"/>
+            <w:tcBorders>
+              <w:top w:val="single" w:color="7F7F7F" w:sz="4"/>
+              <w:left w:val="single" w:color="7F7F7F" w:sz="4"/>
+              <w:bottom w:val="single" w:color="7F7F7F" w:sz="4"/>
+              <w:right w:val="single" w:color="7F7F7F" w:sz="4"/>
+            </w:tcBorders>
+            <w:shd w:fill="F5F8FC" w:color="auto" w:val="clear"/>
+            <w:tcMar>
+              <w:top w:type="dxa" w:w="50"/>
+              <w:left w:type="dxa" w:w="100"/>
+              <w:bottom w:type="dxa" w:w="50"/>
+              <w:right w:type="dxa" w:w="100"/>
+            </w:tcMar>
+            <w:vAlign w:val="center"/>
+          </w:tcPr>
+          <w:p>
+            <w:pPr>
+              <w:spacing w:after="40" w:before="0" w:line="264"/>
+              <w:jc w:val="center"/>
+            </w:pPr>
+            <w:r>
+              <w:rPr>
+                <w:rFonts w:ascii="Times New Roman" w:cs="Times New Roman" w:eastAsia="Times New Roman" w:hAnsi="Times New Roman"/>
+                <w:sz w:val="28"/>
+                <w:szCs w:val="28"/>
+              </w:rPr>
+              <w:t xml:space="preserve">☐</w:t>
+            </w:r>
+          </w:p>
+        </w:tc>
+        <w:tc>
+          <w:tcPr>
+            <w:tcW w:type="dxa" w:w="1700"/>
+            <w:tcBorders>
+              <w:top w:val="single" w:color="7F7F7F" w:sz="4"/>
+              <w:left w:val="single" w:color="7F7F7F" w:sz="4"/>
+              <w:bottom w:val="single" w:color="7F7F7F" w:sz="4"/>
+              <w:right w:val="single" w:color="7F7F7F" w:sz="4"/>
+            </w:tcBorders>
+            <w:shd w:fill="F5F8FC" w:color="auto" w:val="clear"/>
+            <w:tcMar>
+              <w:top w:type="dxa" w:w="50"/>
+              <w:left w:type="dxa" w:w="100"/>
+              <w:bottom w:type="dxa" w:w="50"/>
+              <w:right w:type="dxa" w:w="100"/>
+            </w:tcMar>
+            <w:vAlign w:val="center"/>
+          </w:tcPr>
+          <w:p>
+            <w:pPr>
+              <w:spacing w:after="40" w:before="0" w:line="264"/>
+            </w:pPr>
+            <w:r>
+              <w:rPr>
+                <w:rFonts w:ascii="Times New Roman" w:cs="Times New Roman" w:eastAsia="Times New Roman" w:hAnsi="Times New Roman"/>
+                <w:sz w:val="23"/>
+                <w:szCs w:val="23"/>
+              </w:rPr>
+              <w:t xml:space="preserve"/>
+            </w:r>
+          </w:p>
+        </w:tc>
+      </w:tr>
+      <w:tr>
+        <w:trPr>
+          <w:cantSplit/>
+          <w:trHeight w:val="420" w:hRule="atLeast"/>
+        </w:trPr>
+        <w:tc>
+          <w:tcPr>
+            <w:tcW w:type="dxa" w:w="640"/>
+            <w:tcBorders>
+              <w:top w:val="single" w:color="7F7F7F" w:sz="4"/>
+              <w:left w:val="single" w:color="7F7F7F" w:sz="4"/>
+              <w:bottom w:val="single" w:color="7F7F7F" w:sz="4"/>
+              <w:right w:val="single" w:color="7F7F7F" w:sz="4"/>
+            </w:tcBorders>
+            <w:tcMar>
+              <w:top w:type="dxa" w:w="50"/>
+              <w:left w:type="dxa" w:w="100"/>
+              <w:bottom w:type="dxa" w:w="50"/>
+              <w:right w:type="dxa" w:w="100"/>
+            </w:tcMar>
+            <w:vAlign w:val="center"/>
+          </w:tcPr>
+          <w:p>
+            <w:pPr>
+              <w:spacing w:after="40" w:before="0" w:line="264"/>
+              <w:jc w:val="center"/>
+            </w:pPr>
+            <w:r>
+              <w:rPr>
+                <w:rFonts w:ascii="Times New Roman" w:cs="Times New Roman" w:eastAsia="Times New Roman" w:hAnsi="Times New Roman"/>
+                <w:sz w:val="22"/>
+                <w:szCs w:val="22"/>
+              </w:rPr>
+              <w:t xml:space="preserve">3</w:t>
+            </w:r>
+          </w:p>
+        </w:tc>
+        <w:tc>
+          <w:tcPr>
+            <w:tcW w:type="dxa" w:w="4998"/>
+            <w:tcBorders>
+              <w:top w:val="single" w:color="7F7F7F" w:sz="4"/>
+              <w:left w:val="single" w:color="7F7F7F" w:sz="4"/>
+              <w:bottom w:val="single" w:color="7F7F7F" w:sz="4"/>
+              <w:right w:val="single" w:color="7F7F7F" w:sz="4"/>
+            </w:tcBorders>
+            <w:tcMar>
+              <w:top w:type="dxa" w:w="50"/>
+              <w:left w:type="dxa" w:w="100"/>
+              <w:bottom w:type="dxa" w:w="50"/>
+              <w:right w:type="dxa" w:w="100"/>
+            </w:tcMar>
+            <w:vAlign w:val="center"/>
+          </w:tcPr>
+          <w:p>
+            <w:pPr>
+              <w:spacing w:after="40" w:before="0" w:line="264"/>
+            </w:pPr>
+            <w:r>
+              <w:rPr>
+                <w:rFonts w:ascii="Times New Roman" w:cs="Times New Roman" w:eastAsia="Times New Roman" w:hAnsi="Times New Roman"/>
+                <w:sz w:val="22"/>
+                <w:szCs w:val="22"/>
+              </w:rPr>
+              <w:t xml:space="preserve">HCV4: nguồn nước, hành lang ven suối, chống xói mòn được bảo vệ.</w:t>
+            </w:r>
+          </w:p>
+        </w:tc>
+        <w:tc>
+          <w:tcPr>
+            <w:tcW w:type="dxa" w:w="1150"/>
+            <w:tcBorders>
+              <w:top w:val="single" w:color="7F7F7F" w:sz="4"/>
+              <w:left w:val="single" w:color="7F7F7F" w:sz="4"/>
+              <w:bottom w:val="single" w:color="7F7F7F" w:sz="4"/>
+              <w:right w:val="single" w:color="7F7F7F" w:sz="4"/>
+            </w:tcBorders>
+            <w:tcMar>
+              <w:top w:type="dxa" w:w="50"/>
+              <w:left w:type="dxa" w:w="100"/>
+              <w:bottom w:type="dxa" w:w="50"/>
+              <w:right w:type="dxa" w:w="100"/>
+            </w:tcMar>
+            <w:vAlign w:val="center"/>
+          </w:tcPr>
+          <w:p>
+            <w:pPr>
+              <w:spacing w:after="40" w:before="0" w:line="264"/>
+              <w:jc w:val="center"/>
+            </w:pPr>
+            <w:r>
+              <w:rPr>
+                <w:rFonts w:ascii="Times New Roman" w:cs="Times New Roman" w:eastAsia="Times New Roman" w:hAnsi="Times New Roman"/>
+                <w:sz w:val="28"/>
+                <w:szCs w:val="28"/>
+              </w:rPr>
+              <w:t xml:space="preserve">☐</w:t>
+            </w:r>
+          </w:p>
+        </w:tc>
+        <w:tc>
+          <w:tcPr>
+            <w:tcW w:type="dxa" w:w="1150"/>
+            <w:tcBorders>
+              <w:top w:val="single" w:color="7F7F7F" w:sz="4"/>
+              <w:left w:val="single" w:color="7F7F7F" w:sz="4"/>
+              <w:bottom w:val="single" w:color="7F7F7F" w:sz="4"/>
+              <w:right w:val="single" w:color="7F7F7F" w:sz="4"/>
+            </w:tcBorders>
+            <w:tcMar>
+              <w:top w:type="dxa" w:w="50"/>
+              <w:left w:type="dxa" w:w="100"/>
+              <w:bottom w:type="dxa" w:w="50"/>
+              <w:right w:type="dxa" w:w="100"/>
+            </w:tcMar>
+            <w:vAlign w:val="center"/>
+          </w:tcPr>
+          <w:p>
+            <w:pPr>
+              <w:spacing w:after="40" w:before="0" w:line="264"/>
+              <w:jc w:val="center"/>
+            </w:pPr>
+            <w:r>
+              <w:rPr>
+                <w:rFonts w:ascii="Times New Roman" w:cs="Times New Roman" w:eastAsia="Times New Roman" w:hAnsi="Times New Roman"/>
+                <w:sz w:val="28"/>
+                <w:szCs w:val="28"/>
+              </w:rPr>
+              <w:t xml:space="preserve">☐</w:t>
+            </w:r>
+          </w:p>
+        </w:tc>
+        <w:tc>
+          <w:tcPr>
+            <w:tcW w:type="dxa" w:w="1700"/>
+            <w:tcBorders>
+              <w:top w:val="single" w:color="7F7F7F" w:sz="4"/>
+              <w:left w:val="single" w:color="7F7F7F" w:sz="4"/>
+              <w:bottom w:val="single" w:color="7F7F7F" w:sz="4"/>
+              <w:right w:val="single" w:color="7F7F7F" w:sz="4"/>
+            </w:tcBorders>
+            <w:tcMar>
+              <w:top w:type="dxa" w:w="50"/>
+              <w:left w:type="dxa" w:w="100"/>
+              <w:bottom w:type="dxa" w:w="50"/>
+              <w:right w:type="dxa" w:w="100"/>
+            </w:tcMar>
+            <w:vAlign w:val="center"/>
+          </w:tcPr>
+          <w:p>
+            <w:pPr>
+              <w:spacing w:after="40" w:before="0" w:line="264"/>
+            </w:pPr>
+            <w:r>
+              <w:rPr>
+                <w:rFonts w:ascii="Times New Roman" w:cs="Times New Roman" w:eastAsia="Times New Roman" w:hAnsi="Times New Roman"/>
+                <w:sz w:val="23"/>
+                <w:szCs w:val="23"/>
+              </w:rPr>
+              <w:t xml:space="preserve"/>
+            </w:r>
+          </w:p>
+        </w:tc>
+      </w:tr>
+      <w:tr>
+        <w:trPr>
+          <w:cantSplit/>
+          <w:trHeight w:val="420" w:hRule="atLeast"/>
+        </w:trPr>
+        <w:tc>
+          <w:tcPr>
+            <w:tcW w:type="dxa" w:w="640"/>
+            <w:tcBorders>
+              <w:top w:val="single" w:color="7F7F7F" w:sz="4"/>
+              <w:left w:val="single" w:color="7F7F7F" w:sz="4"/>
+              <w:bottom w:val="single" w:color="7F7F7F" w:sz="4"/>
+              <w:right w:val="single" w:color="7F7F7F" w:sz="4"/>
+            </w:tcBorders>
+            <w:shd w:fill="F5F8FC" w:color="auto" w:val="clear"/>
+            <w:tcMar>
+              <w:top w:type="dxa" w:w="50"/>
+              <w:left w:type="dxa" w:w="100"/>
+              <w:bottom w:type="dxa" w:w="50"/>
+              <w:right w:type="dxa" w:w="100"/>
+            </w:tcMar>
+            <w:vAlign w:val="center"/>
+          </w:tcPr>
+          <w:p>
+            <w:pPr>
+              <w:spacing w:after="40" w:before="0" w:line="264"/>
+              <w:jc w:val="center"/>
+            </w:pPr>
+            <w:r>
+              <w:rPr>
+                <w:rFonts w:ascii="Times New Roman" w:cs="Times New Roman" w:eastAsia="Times New Roman" w:hAnsi="Times New Roman"/>
+                <w:sz w:val="22"/>
+                <w:szCs w:val="22"/>
+              </w:rPr>
+              <w:t xml:space="preserve">4</w:t>
+            </w:r>
+          </w:p>
+        </w:tc>
+        <w:tc>
+          <w:tcPr>
+            <w:tcW w:type="dxa" w:w="4998"/>
+            <w:tcBorders>
+              <w:top w:val="single" w:color="7F7F7F" w:sz="4"/>
+              <w:left w:val="single" w:color="7F7F7F" w:sz="4"/>
+              <w:bottom w:val="single" w:color="7F7F7F" w:sz="4"/>
+              <w:right w:val="single" w:color="7F7F7F" w:sz="4"/>
+            </w:tcBorders>
+            <w:shd w:fill="F5F8FC" w:color="auto" w:val="clear"/>
+            <w:tcMar>
+              <w:top w:type="dxa" w:w="50"/>
+              <w:left w:type="dxa" w:w="100"/>
+              <w:bottom w:type="dxa" w:w="50"/>
+              <w:right w:type="dxa" w:w="100"/>
+            </w:tcMar>
+            <w:vAlign w:val="center"/>
+          </w:tcPr>
+          <w:p>
+            <w:pPr>
+              <w:spacing w:after="40" w:before="0" w:line="264"/>
+            </w:pPr>
+            <w:r>
+              <w:rPr>
+                <w:rFonts w:ascii="Times New Roman" w:cs="Times New Roman" w:eastAsia="Times New Roman" w:hAnsi="Times New Roman"/>
+                <w:sz w:val="22"/>
+                <w:szCs w:val="22"/>
+              </w:rPr>
+              <w:t xml:space="preserve">HCV5–6: nhu cầu cơ bản và giá trị văn hóa của cộng đồng không bị ảnh hưởng.</w:t>
+            </w:r>
+          </w:p>
+        </w:tc>
+        <w:tc>
+          <w:tcPr>
+            <w:tcW w:type="dxa" w:w="1150"/>
+            <w:tcBorders>
+              <w:top w:val="single" w:color="7F7F7F" w:sz="4"/>
+              <w:left w:val="single" w:color="7F7F7F" w:sz="4"/>
+              <w:bottom w:val="single" w:color="7F7F7F" w:sz="4"/>
+              <w:right w:val="single" w:color="7F7F7F" w:sz="4"/>
+            </w:tcBorders>
+            <w:shd w:fill="F5F8FC" w:color="auto" w:val="clear"/>
+            <w:tcMar>
+              <w:top w:type="dxa" w:w="50"/>
+              <w:left w:type="dxa" w:w="100"/>
+              <w:bottom w:type="dxa" w:w="50"/>
+              <w:right w:type="dxa" w:w="100"/>
+            </w:tcMar>
+            <w:vAlign w:val="center"/>
+          </w:tcPr>
+          <w:p>
+            <w:pPr>
+              <w:spacing w:after="40" w:before="0" w:line="264"/>
+              <w:jc w:val="center"/>
+            </w:pPr>
+            <w:r>
+              <w:rPr>
+                <w:rFonts w:ascii="Times New Roman" w:cs="Times New Roman" w:eastAsia="Times New Roman" w:hAnsi="Times New Roman"/>
+                <w:sz w:val="28"/>
+                <w:szCs w:val="28"/>
+              </w:rPr>
+              <w:t xml:space="preserve">☐</w:t>
+            </w:r>
+          </w:p>
+        </w:tc>
+        <w:tc>
+          <w:tcPr>
+            <w:tcW w:type="dxa" w:w="1150"/>
+            <w:tcBorders>
+              <w:top w:val="single" w:color="7F7F7F" w:sz="4"/>
+              <w:left w:val="single" w:color="7F7F7F" w:sz="4"/>
+              <w:bottom w:val="single" w:color="7F7F7F" w:sz="4"/>
+              <w:right w:val="single" w:color="7F7F7F" w:sz="4"/>
+            </w:tcBorders>
+            <w:shd w:fill="F5F8FC" w:color="auto" w:val="clear"/>
+            <w:tcMar>
+              <w:top w:type="dxa" w:w="50"/>
+              <w:left w:type="dxa" w:w="100"/>
+              <w:bottom w:type="dxa" w:w="50"/>
+              <w:right w:type="dxa" w:w="100"/>
+            </w:tcMar>
+            <w:vAlign w:val="center"/>
+          </w:tcPr>
+          <w:p>
+            <w:pPr>
+              <w:spacing w:after="40" w:before="0" w:line="264"/>
+              <w:jc w:val="center"/>
+            </w:pPr>
+            <w:r>
+              <w:rPr>
+                <w:rFonts w:ascii="Times New Roman" w:cs="Times New Roman" w:eastAsia="Times New Roman" w:hAnsi="Times New Roman"/>
+                <w:sz w:val="28"/>
+                <w:szCs w:val="28"/>
+              </w:rPr>
+              <w:t xml:space="preserve">☐</w:t>
+            </w:r>
+          </w:p>
+        </w:tc>
+        <w:tc>
+          <w:tcPr>
+            <w:tcW w:type="dxa" w:w="1700"/>
+            <w:tcBorders>
+              <w:top w:val="single" w:color="7F7F7F" w:sz="4"/>
+              <w:left w:val="single" w:color="7F7F7F" w:sz="4"/>
+              <w:bottom w:val="single" w:color="7F7F7F" w:sz="4"/>
+              <w:right w:val="single" w:color="7F7F7F" w:sz="4"/>
+            </w:tcBorders>
+            <w:shd w:fill="F5F8FC" w:color="auto" w:val="clear"/>
+            <w:tcMar>
+              <w:top w:type="dxa" w:w="50"/>
+              <w:left w:type="dxa" w:w="100"/>
+              <w:bottom w:type="dxa" w:w="50"/>
+              <w:right w:type="dxa" w:w="100"/>
+            </w:tcMar>
+            <w:vAlign w:val="center"/>
+          </w:tcPr>
+          <w:p>
+            <w:pPr>
+              <w:spacing w:after="40" w:before="0" w:line="264"/>
+            </w:pPr>
+            <w:r>
+              <w:rPr>
+                <w:rFonts w:ascii="Times New Roman" w:cs="Times New Roman" w:eastAsia="Times New Roman" w:hAnsi="Times New Roman"/>
+                <w:sz w:val="23"/>
+                <w:szCs w:val="23"/>
+              </w:rPr>
+              <w:t xml:space="preserve"/>
+            </w:r>
+          </w:p>
+        </w:tc>
+      </w:tr>
+      <w:tr>
+        <w:trPr>
+          <w:cantSplit/>
+          <w:trHeight w:val="420" w:hRule="atLeast"/>
+        </w:trPr>
+        <w:tc>
+          <w:tcPr>
+            <w:tcW w:type="dxa" w:w="640"/>
+            <w:tcBorders>
+              <w:top w:val="single" w:color="7F7F7F" w:sz="4"/>
+              <w:left w:val="single" w:color="7F7F7F" w:sz="4"/>
+              <w:bottom w:val="single" w:color="7F7F7F" w:sz="4"/>
+              <w:right w:val="single" w:color="7F7F7F" w:sz="4"/>
+            </w:tcBorders>
+            <w:tcMar>
+              <w:top w:type="dxa" w:w="50"/>
+              <w:left w:type="dxa" w:w="100"/>
+              <w:bottom w:type="dxa" w:w="50"/>
+              <w:right w:type="dxa" w:w="100"/>
+            </w:tcMar>
+            <w:vAlign w:val="center"/>
+          </w:tcPr>
+          <w:p>
+            <w:pPr>
+              <w:spacing w:after="40" w:before="0" w:line="264"/>
+              <w:jc w:val="center"/>
+            </w:pPr>
+            <w:r>
+              <w:rPr>
+                <w:rFonts w:ascii="Times New Roman" w:cs="Times New Roman" w:eastAsia="Times New Roman" w:hAnsi="Times New Roman"/>
+                <w:sz w:val="22"/>
+                <w:szCs w:val="22"/>
+              </w:rPr>
+              <w:t xml:space="preserve">5</w:t>
+            </w:r>
+          </w:p>
+        </w:tc>
+        <w:tc>
+          <w:tcPr>
+            <w:tcW w:type="dxa" w:w="4998"/>
+            <w:tcBorders>
+              <w:top w:val="single" w:color="7F7F7F" w:sz="4"/>
+              <w:left w:val="single" w:color="7F7F7F" w:sz="4"/>
+              <w:bottom w:val="single" w:color="7F7F7F" w:sz="4"/>
+              <w:right w:val="single" w:color="7F7F7F" w:sz="4"/>
+            </w:tcBorders>
+            <w:tcMar>
+              <w:top w:type="dxa" w:w="50"/>
+              <w:left w:type="dxa" w:w="100"/>
+              <w:bottom w:type="dxa" w:w="50"/>
+              <w:right w:type="dxa" w:w="100"/>
+            </w:tcMar>
+            <w:vAlign w:val="center"/>
+          </w:tcPr>
+          <w:p>
+            <w:pPr>
+              <w:spacing w:after="40" w:before="0" w:line="264"/>
+            </w:pPr>
+            <w:r>
+              <w:rPr>
+                <w:rFonts w:ascii="Times New Roman" w:cs="Times New Roman" w:eastAsia="Times New Roman" w:hAnsi="Times New Roman"/>
+                <w:sz w:val="22"/>
+                <w:szCs w:val="22"/>
+              </w:rPr>
+              <w:t xml:space="preserve">Hạ tầng khai thác (đường vận xuất) không gây suy thoái môi trường rõ rệt.</w:t>
+            </w:r>
+          </w:p>
+        </w:tc>
+        <w:tc>
+          <w:tcPr>
+            <w:tcW w:type="dxa" w:w="1150"/>
+            <w:tcBorders>
+              <w:top w:val="single" w:color="7F7F7F" w:sz="4"/>
+              <w:left w:val="single" w:color="7F7F7F" w:sz="4"/>
+              <w:bottom w:val="single" w:color="7F7F7F" w:sz="4"/>
+              <w:right w:val="single" w:color="7F7F7F" w:sz="4"/>
+            </w:tcBorders>
+            <w:tcMar>
+              <w:top w:type="dxa" w:w="50"/>
+              <w:left w:type="dxa" w:w="100"/>
+              <w:bottom w:type="dxa" w:w="50"/>
+              <w:right w:type="dxa" w:w="100"/>
+            </w:tcMar>
+            <w:vAlign w:val="center"/>
+          </w:tcPr>
+          <w:p>
+            <w:pPr>
+              <w:spacing w:after="40" w:before="0" w:line="264"/>
+              <w:jc w:val="center"/>
+            </w:pPr>
+            <w:r>
+              <w:rPr>
+                <w:rFonts w:ascii="Times New Roman" w:cs="Times New Roman" w:eastAsia="Times New Roman" w:hAnsi="Times New Roman"/>
+                <w:sz w:val="28"/>
+                <w:szCs w:val="28"/>
+              </w:rPr>
+              <w:t xml:space="preserve">☐</w:t>
+            </w:r>
+          </w:p>
+        </w:tc>
+        <w:tc>
+          <w:tcPr>
+            <w:tcW w:type="dxa" w:w="1150"/>
+            <w:tcBorders>
+              <w:top w:val="single" w:color="7F7F7F" w:sz="4"/>
+              <w:left w:val="single" w:color="7F7F7F" w:sz="4"/>
+              <w:bottom w:val="single" w:color="7F7F7F" w:sz="4"/>
+              <w:right w:val="single" w:color="7F7F7F" w:sz="4"/>
+            </w:tcBorders>
+            <w:tcMar>
+              <w:top w:type="dxa" w:w="50"/>
+              <w:left w:type="dxa" w:w="100"/>
+              <w:bottom w:type="dxa" w:w="50"/>
+              <w:right w:type="dxa" w:w="100"/>
+            </w:tcMar>
+            <w:vAlign w:val="center"/>
+          </w:tcPr>
+          <w:p>
+            <w:pPr>
+              <w:spacing w:after="40" w:before="0" w:line="264"/>
+              <w:jc w:val="center"/>
+            </w:pPr>
+            <w:r>
+              <w:rPr>
+                <w:rFonts w:ascii="Times New Roman" w:cs="Times New Roman" w:eastAsia="Times New Roman" w:hAnsi="Times New Roman"/>
+                <w:sz w:val="28"/>
+                <w:szCs w:val="28"/>
+              </w:rPr>
+              <w:t xml:space="preserve">☐</w:t>
+            </w:r>
+          </w:p>
+        </w:tc>
+        <w:tc>
+          <w:tcPr>
+            <w:tcW w:type="dxa" w:w="1700"/>
+            <w:tcBorders>
+              <w:top w:val="single" w:color="7F7F7F" w:sz="4"/>
+              <w:left w:val="single" w:color="7F7F7F" w:sz="4"/>
+              <w:bottom w:val="single" w:color="7F7F7F" w:sz="4"/>
+              <w:right w:val="single" w:color="7F7F7F" w:sz="4"/>
+            </w:tcBorders>
+            <w:tcMar>
+              <w:top w:type="dxa" w:w="50"/>
+              <w:left w:type="dxa" w:w="100"/>
+              <w:bottom w:type="dxa" w:w="50"/>
+              <w:right w:type="dxa" w:w="100"/>
+            </w:tcMar>
+            <w:vAlign w:val="center"/>
+          </w:tcPr>
+          <w:p>
+            <w:pPr>
+              <w:spacing w:after="40" w:before="0" w:line="264"/>
+            </w:pPr>
+            <w:r>
+              <w:rPr>
+                <w:rFonts w:ascii="Times New Roman" w:cs="Times New Roman" w:eastAsia="Times New Roman" w:hAnsi="Times New Roman"/>
+                <w:sz w:val="23"/>
+                <w:szCs w:val="23"/>
+              </w:rPr>
+              <w:t xml:space="preserve"/>
+            </w:r>
+          </w:p>
+        </w:tc>
+      </w:tr>
+      <w:tr>
+        <w:trPr>
+          <w:cantSplit/>
+          <w:trHeight w:val="380" w:hRule="atLeast"/>
+        </w:trPr>
+        <w:tc>
+          <w:tcPr>
+            <w:tcW w:type="dxa" w:w="9638"/>
+            <w:gridSpan w:val="5"/>
+            <w:tcBorders>
+              <w:top w:val="single" w:color="7F7F7F" w:sz="4"/>
+              <w:left w:val="single" w:color="7F7F7F" w:sz="4"/>
+              <w:bottom w:val="single" w:color="7F7F7F" w:sz="4"/>
+              <w:right w:val="single" w:color="7F7F7F" w:sz="4"/>
+            </w:tcBorders>
+            <w:shd w:fill="DEEAF6" w:color="auto" w:val="clear"/>
+            <w:tcMar>
+              <w:top w:type="dxa" w:w="50"/>
+              <w:left w:type="dxa" w:w="100"/>
+              <w:bottom w:type="dxa" w:w="50"/>
+              <w:right w:type="dxa" w:w="100"/>
+            </w:tcMar>
+            <w:vAlign w:val="center"/>
+          </w:tcPr>
+          <w:p>
+            <w:pPr>
+              <w:spacing w:after="40" w:before="0" w:line="264"/>
+            </w:pPr>
+            <w:r>
+              <w:rPr>
+                <w:rFonts w:ascii="Times New Roman" w:cs="Times New Roman" w:eastAsia="Times New Roman" w:hAnsi="Times New Roman"/>
+                <w:b/>
+                <w:bCs/>
+                <w:color w:val="1F3864"/>
+                <w:sz w:val="22"/>
+                <w:szCs w:val="22"/>
+              </w:rPr>
+              <w:t xml:space="preserve">CW4 — Chuyển đổi rừng tự nhiên</w:t>
+            </w:r>
+          </w:p>
+        </w:tc>
+      </w:tr>
+      <w:tr>
+        <w:trPr>
+          <w:cantSplit/>
+          <w:trHeight w:val="420" w:hRule="atLeast"/>
+        </w:trPr>
+        <w:tc>
+          <w:tcPr>
+            <w:tcW w:type="dxa" w:w="640"/>
+            <w:tcBorders>
+              <w:top w:val="single" w:color="7F7F7F" w:sz="4"/>
+              <w:left w:val="single" w:color="7F7F7F" w:sz="4"/>
+              <w:bottom w:val="single" w:color="7F7F7F" w:sz="4"/>
+              <w:right w:val="single" w:color="7F7F7F" w:sz="4"/>
+            </w:tcBorders>
+            <w:tcMar>
+              <w:top w:type="dxa" w:w="50"/>
+              <w:left w:type="dxa" w:w="100"/>
+              <w:bottom w:type="dxa" w:w="50"/>
+              <w:right w:type="dxa" w:w="100"/>
+            </w:tcMar>
+            <w:vAlign w:val="center"/>
+          </w:tcPr>
+          <w:p>
+            <w:pPr>
+              <w:spacing w:after="40" w:before="0" w:line="264"/>
+              <w:jc w:val="center"/>
+            </w:pPr>
+            <w:r>
+              <w:rPr>
+                <w:rFonts w:ascii="Times New Roman" w:cs="Times New Roman" w:eastAsia="Times New Roman" w:hAnsi="Times New Roman"/>
+                <w:sz w:val="22"/>
+                <w:szCs w:val="22"/>
+              </w:rPr>
+              <w:t xml:space="preserve">1</w:t>
+            </w:r>
+          </w:p>
+        </w:tc>
+        <w:tc>
+          <w:tcPr>
+            <w:tcW w:type="dxa" w:w="4998"/>
+            <w:tcBorders>
+              <w:top w:val="single" w:color="7F7F7F" w:sz="4"/>
+              <w:left w:val="single" w:color="7F7F7F" w:sz="4"/>
+              <w:bottom w:val="single" w:color="7F7F7F" w:sz="4"/>
+              <w:right w:val="single" w:color="7F7F7F" w:sz="4"/>
+            </w:tcBorders>
+            <w:tcMar>
+              <w:top w:type="dxa" w:w="50"/>
+              <w:left w:type="dxa" w:w="100"/>
+              <w:bottom w:type="dxa" w:w="50"/>
+              <w:right w:type="dxa" w:w="100"/>
+            </w:tcMar>
+            <w:vAlign w:val="center"/>
+          </w:tcPr>
+          <w:p>
+            <w:pPr>
+              <w:spacing w:after="40" w:before="0" w:line="264"/>
+            </w:pPr>
+            <w:r>
+              <w:rPr>
+                <w:rFonts w:ascii="Times New Roman" w:cs="Times New Roman" w:eastAsia="Times New Roman" w:hAnsi="Times New Roman"/>
+                <w:sz w:val="22"/>
+                <w:szCs w:val="22"/>
+              </w:rPr>
+              <w:t xml:space="preserve">Không chuyển đổi từ rừng tự nhiên sang rừng trồng / mục đích khác sau 31/12/2020.</w:t>
+            </w:r>
+          </w:p>
+        </w:tc>
+        <w:tc>
+          <w:tcPr>
+            <w:tcW w:type="dxa" w:w="1150"/>
+            <w:tcBorders>
+              <w:top w:val="single" w:color="7F7F7F" w:sz="4"/>
+              <w:left w:val="single" w:color="7F7F7F" w:sz="4"/>
+              <w:bottom w:val="single" w:color="7F7F7F" w:sz="4"/>
+              <w:right w:val="single" w:color="7F7F7F" w:sz="4"/>
+            </w:tcBorders>
+            <w:tcMar>
+              <w:top w:type="dxa" w:w="50"/>
+              <w:left w:type="dxa" w:w="100"/>
+              <w:bottom w:type="dxa" w:w="50"/>
+              <w:right w:type="dxa" w:w="100"/>
+            </w:tcMar>
+            <w:vAlign w:val="center"/>
+          </w:tcPr>
+          <w:p>
+            <w:pPr>
+              <w:spacing w:after="40" w:before="0" w:line="264"/>
+              <w:jc w:val="center"/>
+            </w:pPr>
+            <w:r>
+              <w:rPr>
+                <w:rFonts w:ascii="Times New Roman" w:cs="Times New Roman" w:eastAsia="Times New Roman" w:hAnsi="Times New Roman"/>
+                <w:sz w:val="28"/>
+                <w:szCs w:val="28"/>
+              </w:rPr>
+              <w:t xml:space="preserve">☐</w:t>
+            </w:r>
+          </w:p>
+        </w:tc>
+        <w:tc>
+          <w:tcPr>
+            <w:tcW w:type="dxa" w:w="1150"/>
+            <w:tcBorders>
+              <w:top w:val="single" w:color="7F7F7F" w:sz="4"/>
+              <w:left w:val="single" w:color="7F7F7F" w:sz="4"/>
+              <w:bottom w:val="single" w:color="7F7F7F" w:sz="4"/>
+              <w:right w:val="single" w:color="7F7F7F" w:sz="4"/>
+            </w:tcBorders>
+            <w:tcMar>
+              <w:top w:type="dxa" w:w="50"/>
+              <w:left w:type="dxa" w:w="100"/>
+              <w:bottom w:type="dxa" w:w="50"/>
+              <w:right w:type="dxa" w:w="100"/>
+            </w:tcMar>
+            <w:vAlign w:val="center"/>
+          </w:tcPr>
+          <w:p>
+            <w:pPr>
+              <w:spacing w:after="40" w:before="0" w:line="264"/>
+              <w:jc w:val="center"/>
+            </w:pPr>
+            <w:r>
+              <w:rPr>
+                <w:rFonts w:ascii="Times New Roman" w:cs="Times New Roman" w:eastAsia="Times New Roman" w:hAnsi="Times New Roman"/>
+                <w:sz w:val="28"/>
+                <w:szCs w:val="28"/>
+              </w:rPr>
+              <w:t xml:space="preserve">☐</w:t>
+            </w:r>
+          </w:p>
+        </w:tc>
+        <w:tc>
+          <w:tcPr>
+            <w:tcW w:type="dxa" w:w="1700"/>
+            <w:tcBorders>
+              <w:top w:val="single" w:color="7F7F7F" w:sz="4"/>
+              <w:left w:val="single" w:color="7F7F7F" w:sz="4"/>
+              <w:bottom w:val="single" w:color="7F7F7F" w:sz="4"/>
+              <w:right w:val="single" w:color="7F7F7F" w:sz="4"/>
+            </w:tcBorders>
+            <w:tcMar>
+              <w:top w:type="dxa" w:w="50"/>
+              <w:left w:type="dxa" w:w="100"/>
+              <w:bottom w:type="dxa" w:w="50"/>
+              <w:right w:type="dxa" w:w="100"/>
+            </w:tcMar>
+            <w:vAlign w:val="center"/>
+          </w:tcPr>
+          <w:p>
+            <w:pPr>
+              <w:spacing w:after="40" w:before="0" w:line="264"/>
+            </w:pPr>
+            <w:r>
+              <w:rPr>
+                <w:rFonts w:ascii="Times New Roman" w:cs="Times New Roman" w:eastAsia="Times New Roman" w:hAnsi="Times New Roman"/>
+                <w:sz w:val="23"/>
+                <w:szCs w:val="23"/>
+              </w:rPr>
+              <w:t xml:space="preserve"/>
+            </w:r>
+          </w:p>
+        </w:tc>
+      </w:tr>
+      <w:tr>
+        <w:trPr>
+          <w:cantSplit/>
+          <w:trHeight w:val="380" w:hRule="atLeast"/>
+        </w:trPr>
+        <w:tc>
+          <w:tcPr>
+            <w:tcW w:type="dxa" w:w="9638"/>
+            <w:gridSpan w:val="5"/>
+            <w:tcBorders>
+              <w:top w:val="single" w:color="7F7F7F" w:sz="4"/>
+              <w:left w:val="single" w:color="7F7F7F" w:sz="4"/>
+              <w:bottom w:val="single" w:color="7F7F7F" w:sz="4"/>
+              <w:right w:val="single" w:color="7F7F7F" w:sz="4"/>
+            </w:tcBorders>
+            <w:shd w:fill="DEEAF6" w:color="auto" w:val="clear"/>
+            <w:tcMar>
+              <w:top w:type="dxa" w:w="50"/>
+              <w:left w:type="dxa" w:w="100"/>
+              <w:bottom w:type="dxa" w:w="50"/>
+              <w:right w:type="dxa" w:w="100"/>
+            </w:tcMar>
+            <w:vAlign w:val="center"/>
+          </w:tcPr>
+          <w:p>
+            <w:pPr>
+              <w:spacing w:after="40" w:before="0" w:line="264"/>
+            </w:pPr>
+            <w:r>
+              <w:rPr>
+                <w:rFonts w:ascii="Times New Roman" w:cs="Times New Roman" w:eastAsia="Times New Roman" w:hAnsi="Times New Roman"/>
+                <w:b/>
+                <w:bCs/>
+                <w:color w:val="1F3864"/>
+                <w:sz w:val="22"/>
+                <w:szCs w:val="22"/>
+              </w:rPr>
+              <w:t xml:space="preserve">CW5 — Cây biến đổi gen</w:t>
+            </w:r>
+          </w:p>
+        </w:tc>
+      </w:tr>
+      <w:tr>
+        <w:trPr>
+          <w:cantSplit/>
+          <w:trHeight w:val="420" w:hRule="atLeast"/>
+        </w:trPr>
+        <w:tc>
+          <w:tcPr>
+            <w:tcW w:type="dxa" w:w="640"/>
+            <w:tcBorders>
+              <w:top w:val="single" w:color="7F7F7F" w:sz="4"/>
+              <w:left w:val="single" w:color="7F7F7F" w:sz="4"/>
+              <w:bottom w:val="single" w:color="7F7F7F" w:sz="4"/>
+              <w:right w:val="single" w:color="7F7F7F" w:sz="4"/>
+            </w:tcBorders>
+            <w:tcMar>
+              <w:top w:type="dxa" w:w="50"/>
+              <w:left w:type="dxa" w:w="100"/>
+              <w:bottom w:type="dxa" w:w="50"/>
+              <w:right w:type="dxa" w:w="100"/>
+            </w:tcMar>
+            <w:vAlign w:val="center"/>
+          </w:tcPr>
+          <w:p>
+            <w:pPr>
+              <w:spacing w:after="40" w:before="0" w:line="264"/>
+              <w:jc w:val="center"/>
+            </w:pPr>
+            <w:r>
+              <w:rPr>
+                <w:rFonts w:ascii="Times New Roman" w:cs="Times New Roman" w:eastAsia="Times New Roman" w:hAnsi="Times New Roman"/>
+                <w:sz w:val="22"/>
+                <w:szCs w:val="22"/>
+              </w:rPr>
+              <w:t xml:space="preserve">1</w:t>
+            </w:r>
+          </w:p>
+        </w:tc>
+        <w:tc>
+          <w:tcPr>
+            <w:tcW w:type="dxa" w:w="4998"/>
+            <w:tcBorders>
+              <w:top w:val="single" w:color="7F7F7F" w:sz="4"/>
+              <w:left w:val="single" w:color="7F7F7F" w:sz="4"/>
+              <w:bottom w:val="single" w:color="7F7F7F" w:sz="4"/>
+              <w:right w:val="single" w:color="7F7F7F" w:sz="4"/>
+            </w:tcBorders>
+            <w:tcMar>
+              <w:top w:type="dxa" w:w="50"/>
+              <w:left w:type="dxa" w:w="100"/>
+              <w:bottom w:type="dxa" w:w="50"/>
+              <w:right w:type="dxa" w:w="100"/>
+            </w:tcMar>
+            <w:vAlign w:val="center"/>
+          </w:tcPr>
+          <w:p>
+            <w:pPr>
+              <w:spacing w:after="40" w:before="0" w:line="264"/>
+            </w:pPr>
+            <w:r>
+              <w:rPr>
+                <w:rFonts w:ascii="Times New Roman" w:cs="Times New Roman" w:eastAsia="Times New Roman" w:hAnsi="Times New Roman"/>
+                <w:sz w:val="22"/>
+                <w:szCs w:val="22"/>
+              </w:rPr>
+              <w:t xml:space="preserve">Không trồng cây biến đổi gen (GMO) trong vùng cung ứng.</w:t>
+            </w:r>
+          </w:p>
+        </w:tc>
+        <w:tc>
+          <w:tcPr>
+            <w:tcW w:type="dxa" w:w="1150"/>
+            <w:tcBorders>
+              <w:top w:val="single" w:color="7F7F7F" w:sz="4"/>
+              <w:left w:val="single" w:color="7F7F7F" w:sz="4"/>
+              <w:bottom w:val="single" w:color="7F7F7F" w:sz="4"/>
+              <w:right w:val="single" w:color="7F7F7F" w:sz="4"/>
+            </w:tcBorders>
+            <w:tcMar>
+              <w:top w:type="dxa" w:w="50"/>
+              <w:left w:type="dxa" w:w="100"/>
+              <w:bottom w:type="dxa" w:w="50"/>
+              <w:right w:type="dxa" w:w="100"/>
+            </w:tcMar>
+            <w:vAlign w:val="center"/>
+          </w:tcPr>
+          <w:p>
+            <w:pPr>
+              <w:spacing w:after="40" w:before="0" w:line="264"/>
+              <w:jc w:val="center"/>
+            </w:pPr>
+            <w:r>
+              <w:rPr>
+                <w:rFonts w:ascii="Times New Roman" w:cs="Times New Roman" w:eastAsia="Times New Roman" w:hAnsi="Times New Roman"/>
+                <w:sz w:val="28"/>
+                <w:szCs w:val="28"/>
+              </w:rPr>
+              <w:t xml:space="preserve">☐</w:t>
+            </w:r>
+          </w:p>
+        </w:tc>
+        <w:tc>
+          <w:tcPr>
+            <w:tcW w:type="dxa" w:w="1150"/>
             <w:tcBorders>
               <w:top w:val="single" w:color="7F7F7F" w:sz="4"/>
               <w:left w:val="single" w:color="7F7F7F" w:sz="4"/>
@@ -1563,7 +3698,109 @@
           <w:sz w:val="24"/>
           <w:szCs w:val="24"/>
         </w:rPr>
-        <w:t xml:space="preserve">BIỆN PHÁP &amp; KẾT LUẬN</w:t>
+        <w:t xml:space="preserve">BIỆN PHÁP KIỂM SOÁT &amp; KẾT LUẬN</w:t>
+      </w:r>
+    </w:p>
+    <w:tbl>
+      <w:tblPr>
+        <w:tblW w:type="dxa" w:w="9638"/>
+        <w:tblBorders>
+          <w:top w:val="single" w:color="auto" w:sz="4"/>
+          <w:left w:val="single" w:color="auto" w:sz="4"/>
+          <w:bottom w:val="single" w:color="auto" w:sz="4"/>
+          <w:right w:val="single" w:color="auto" w:sz="4"/>
+          <w:insideH w:val="single" w:color="auto" w:sz="4"/>
+          <w:insideV w:val="single" w:color="auto" w:sz="4"/>
+        </w:tblBorders>
+      </w:tblPr>
+      <w:tblGrid>
+        <w:gridCol w:w="3500"/>
+        <w:gridCol w:w="6138"/>
+      </w:tblGrid>
+      <w:tr>
+        <w:trPr>
+          <w:cantSplit/>
+          <w:trHeight w:val="400" w:hRule="atLeast"/>
+        </w:trPr>
+        <w:tc>
+          <w:tcPr>
+            <w:tcW w:type="dxa" w:w="3500"/>
+            <w:tcBorders>
+              <w:top w:val="single" w:color="7F7F7F" w:sz="4"/>
+              <w:left w:val="single" w:color="7F7F7F" w:sz="4"/>
+              <w:bottom w:val="single" w:color="7F7F7F" w:sz="4"/>
+              <w:right w:val="single" w:color="7F7F7F" w:sz="4"/>
+            </w:tcBorders>
+            <w:shd w:fill="DEEAF6" w:color="auto" w:val="clear"/>
+            <w:tcMar>
+              <w:top w:type="dxa" w:w="50"/>
+              <w:left w:type="dxa" w:w="100"/>
+              <w:bottom w:type="dxa" w:w="50"/>
+              <w:right w:type="dxa" w:w="100"/>
+            </w:tcMar>
+            <w:vAlign w:val="center"/>
+          </w:tcPr>
+          <w:p>
+            <w:pPr>
+              <w:spacing w:after="40" w:before="0" w:line="264"/>
+            </w:pPr>
+            <w:r>
+              <w:rPr>
+                <w:rFonts w:ascii="Times New Roman" w:cs="Times New Roman" w:eastAsia="Times New Roman" w:hAnsi="Times New Roman"/>
+                <w:b/>
+                <w:bCs/>
+                <w:sz w:val="22"/>
+                <w:szCs w:val="22"/>
+              </w:rPr>
+              <w:t xml:space="preserve">Nguồn thông tin sử dụng</w:t>
+            </w:r>
+          </w:p>
+        </w:tc>
+        <w:tc>
+          <w:tcPr>
+            <w:tcW w:type="dxa" w:w="6138"/>
+            <w:tcBorders>
+              <w:top w:val="single" w:color="7F7F7F" w:sz="4"/>
+              <w:left w:val="single" w:color="7F7F7F" w:sz="4"/>
+              <w:bottom w:val="single" w:color="7F7F7F" w:sz="4"/>
+              <w:right w:val="single" w:color="7F7F7F" w:sz="4"/>
+            </w:tcBorders>
+            <w:tcMar>
+              <w:top w:type="dxa" w:w="50"/>
+              <w:left w:type="dxa" w:w="100"/>
+              <w:bottom w:type="dxa" w:w="50"/>
+              <w:right w:type="dxa" w:w="100"/>
+            </w:tcMar>
+            <w:vAlign w:val="center"/>
+          </w:tcPr>
+          <w:p>
+            <w:pPr>
+              <w:spacing w:after="40" w:before="0" w:line="264"/>
+            </w:pPr>
+            <w:r>
+              <w:rPr>
+                <w:rFonts w:ascii="Times New Roman" w:cs="Times New Roman" w:eastAsia="Times New Roman" w:hAnsi="Times New Roman"/>
+                <w:color w:val="595959"/>
+                <w:sz w:val="22"/>
+                <w:szCs w:val="22"/>
+              </w:rPr>
+              <w:t xml:space="preserve">☐ CNRA   ☐ Bản đồ / ảnh viễn thám   ☐ Kiểm tra hiện trường   ☐ Tham vấn (số BM-TV: ………)</w:t>
+            </w:r>
+          </w:p>
+        </w:tc>
+      </w:tr>
+    </w:tbl>
+    <w:p>
+      <w:pPr>
+        <w:spacing w:after="80" w:before="0" w:line="264"/>
+      </w:pPr>
+      <w:r>
+        <w:rPr>
+          <w:rFonts w:ascii="Times New Roman" w:cs="Times New Roman" w:eastAsia="Times New Roman" w:hAnsi="Times New Roman"/>
+          <w:sz w:val="23"/>
+          <w:szCs w:val="23"/>
+        </w:rPr>
+        <w:t xml:space="preserve"/>
       </w:r>
     </w:p>
     <w:tbl>
@@ -1584,7 +3821,7 @@
       <w:tr>
         <w:trPr>
           <w:cantSplit/>
-          <w:trHeight w:val="1200" w:hRule="atLeast"/>
+          <w:trHeight w:val="1120" w:hRule="atLeast"/>
         </w:trPr>
         <w:tc>
           <w:tcPr>
@@ -1615,7 +3852,7 @@
                 <w:sz w:val="22"/>
                 <w:szCs w:val="22"/>
               </w:rPr>
-              <w:t xml:space="preserve">Biện pháp giảm thiểu rủi ro (RMM) áp dụng nếu có chỉ số “Rủi ro đáng kể”</w:t>
+              <w:t xml:space="preserve">Biện pháp kiểm soát (control measures) áp dụng cho chỉ số “Rủi ro xác định” — ưu tiên biện pháp bắt buộc nêu trong FSC-CNRA-VN</w:t>
             </w:r>
           </w:p>
         </w:tc>
